--- a/Volume 1/Chapter 02 - Language Fundamentals/SPA_Vol1_Ch2_Lesson2_16a_EXTENDED_Working_With_Network_Adapter_Information.docx
+++ b/Volume 1/Chapter 02 - Language Fundamentals/SPA_Vol1_Ch2_Lesson2_16a_EXTENDED_Working_With_Network_Adapter_Information.docx
@@ -697,6 +697,7 @@
     <w:p>
       <w:pPr>
         <w:pStyle w:val="CommandBlock"/>
+        <w:keepNext/>
       </w:pPr>
       <w:r>
         <w:t>New-Item -ItemType Directory -Force `</w:t>
@@ -705,6 +706,7 @@
     <w:p>
       <w:pPr>
         <w:pStyle w:val="CommandBlock"/>
+        <w:keepNext/>
       </w:pPr>
       <w:r>
         <w:t xml:space="preserve">    "$HOME\spa\lesson-2.16-extended\assembly\windows" | Out-Null</w:t>
@@ -713,6 +715,7 @@
     <w:p>
       <w:pPr>
         <w:pStyle w:val="CommandBlock"/>
+        <w:keepNext/>
       </w:pPr>
       <w:r>
         <w:t>New-Item -ItemType Directory -Force `</w:t>
@@ -721,6 +724,7 @@
     <w:p>
       <w:pPr>
         <w:pStyle w:val="CommandBlock"/>
+        <w:keepNext/>
       </w:pPr>
       <w:r>
         <w:t xml:space="preserve">    "$HOME\spa\lesson-2.16-extended\assembly\linux" | Out-Null</w:t>
@@ -729,6 +733,7 @@
     <w:p>
       <w:pPr>
         <w:pStyle w:val="CommandBlock"/>
+        <w:keepNext/>
       </w:pPr>
       <w:r>
         <w:t>New-Item -ItemType Directory -Force `</w:t>
@@ -737,6 +742,7 @@
     <w:p>
       <w:pPr>
         <w:pStyle w:val="CommandBlock"/>
+        <w:keepNext/>
       </w:pPr>
       <w:r>
         <w:t xml:space="preserve">    "$HOME\spa\lesson-2.16-extended\rust\src\bin" | Out-Null</w:t>
@@ -745,6 +751,7 @@
     <w:p>
       <w:pPr>
         <w:pStyle w:val="CommandBlock"/>
+        <w:keepNext/>
       </w:pPr>
       <w:r>
         <w:t>New-Item -ItemType Directory -Force "$HOME\spa\lesson-2.16-extended\erlang" |</w:t>
@@ -753,6 +760,7 @@
     <w:p>
       <w:pPr>
         <w:pStyle w:val="CommandBlock"/>
+        <w:keepNext/>
       </w:pPr>
       <w:r>
         <w:t xml:space="preserve">    Out-Null</w:t>
@@ -761,6 +769,7 @@
     <w:p>
       <w:pPr>
         <w:pStyle w:val="CommandBlock"/>
+        <w:keepNext/>
       </w:pPr>
       <w:r>
         <w:t>New-Item -ItemType Directory -Force "$HOME\spa\lesson-2.16-extended\network" |</w:t>
@@ -769,6 +778,7 @@
     <w:p>
       <w:pPr>
         <w:pStyle w:val="CommandBlock"/>
+        <w:keepNext/>
       </w:pPr>
       <w:r>
         <w:t xml:space="preserve">    Out-Null</w:t>
@@ -777,6 +787,7 @@
     <w:p>
       <w:pPr>
         <w:pStyle w:val="CommandBlock"/>
+        <w:keepNext/>
       </w:pPr>
       <w:r>
         <w:t>New-Item -ItemType Directory -Force "$HOME\spa\lesson-2.16-extended\recovery" |</w:t>
@@ -785,7 +796,6 @@
     <w:p>
       <w:pPr>
         <w:pStyle w:val="CommandBlock"/>
-        <w:keepNext/>
       </w:pPr>
       <w:r>
         <w:t xml:space="preserve">    Out-Null</w:t>
@@ -793,42 +803,136 @@
     </w:p>
     <w:p>
       <w:pPr>
+        <w:keepNext/>
+      </w:pPr>
+    </w:p>
+    <w:p>
+      <w:pPr>
+        <w:keepNext/>
+      </w:pPr>
+      <w:r>
+        <w:t>Next, let the tools create the Rust and Solidity projects: cargo init writes Cargo.toml, Remove-Item deletes the starter main.rs because the programs are in src\bin, and forge init --empty makes the Foundry project.</w:t>
+      </w:r>
+    </w:p>
+    <w:p>
+      <w:pPr>
+        <w:keepNext/>
+      </w:pPr>
+    </w:p>
+    <w:p>
+      <w:pPr>
         <w:pStyle w:val="CommandBlock"/>
         <w:keepNext/>
       </w:pPr>
       <w:r>
-        <w:t>New-Item -ItemType Directory -Force `</w:t>
+        <w:t>cargo init .\rust --name network_adapters --vcs none</w:t>
       </w:r>
     </w:p>
     <w:p>
       <w:pPr>
         <w:pStyle w:val="CommandBlock"/>
-      </w:pPr>
-      <w:r>
-        <w:t xml:space="preserve">    "$HOME\spa\lesson-2.16-extended\solidity\script" | Out-Null</w:t>
-      </w:r>
-    </w:p>
-    <w:p>
-      <w:pPr>
-        <w:keepNext/>
-      </w:pPr>
-    </w:p>
-    <w:p>
-      <w:pPr>
-        <w:keepNext/>
-      </w:pPr>
-      <w:r>
-        <w:t>Save each file from this lesson into the matching path in the project layout. As in Chapter 1, notepad .\assembly\windows\basic_network_adapters.asm creates and opens one: choose Yes, type the file, save it with Ctrl+S, and close Notepad. Then install forge-std, Foundry's standard library, into the Solidity project. Linux Assembly runs in WSL or on a Linux computer.</w:t>
-      </w:r>
-    </w:p>
-    <w:p>
-      <w:pPr>
-        <w:keepNext/>
-      </w:pPr>
+        <w:keepNext/>
+      </w:pPr>
+      <w:r>
+        <w:t>Remove-Item .\rust\src\main.rs</w:t>
+      </w:r>
     </w:p>
     <w:p>
       <w:pPr>
         <w:pStyle w:val="CommandBlock"/>
+      </w:pPr>
+      <w:r>
+        <w:t>forge init .\solidity --empty --no-git --offline</w:t>
+      </w:r>
+    </w:p>
+    <w:p>
+      <w:pPr>
+        <w:keepNext/>
+      </w:pPr>
+    </w:p>
+    <w:p>
+      <w:r>
+        <w:t>Then replace the foundry.toml that forge init wrote with this lesson's settings. notepad .\solidity\foundry.toml opens it: select everything with Ctrl+A, type the file below in its place, save it with Ctrl+S, and close Notepad.</w:t>
+      </w:r>
+    </w:p>
+    <w:p>
+      <w:pPr>
+        <w:keepNext/>
+      </w:pPr>
+    </w:p>
+    <w:p>
+      <w:pPr>
+        <w:pStyle w:val="Heading3"/>
+      </w:pPr>
+      <w:r>
+        <w:t>solidity/foundry.toml</w:t>
+      </w:r>
+    </w:p>
+    <w:p>
+      <w:pPr>
+        <w:pStyle w:val="SourceCode"/>
+        <w:keepNext/>
+      </w:pPr>
+      <w:r>
+        <w:t>[profile.default]</w:t>
+      </w:r>
+    </w:p>
+    <w:p>
+      <w:pPr>
+        <w:pStyle w:val="SourceCode"/>
+        <w:keepNext/>
+      </w:pPr>
+      <w:r>
+        <w:t># The scripts in script/ are the only Solidity sources in this project.</w:t>
+      </w:r>
+    </w:p>
+    <w:p>
+      <w:pPr>
+        <w:pStyle w:val="SourceCode"/>
+        <w:keepNext/>
+      </w:pPr>
+      <w:r>
+        <w:t>src = "script"</w:t>
+      </w:r>
+    </w:p>
+    <w:p>
+      <w:pPr>
+        <w:pStyle w:val="SourceCode"/>
+        <w:keepNext/>
+      </w:pPr>
+      <w:r>
+        <w:t># forge install puts forge-std in lib/.</w:t>
+      </w:r>
+    </w:p>
+    <w:p>
+      <w:pPr>
+        <w:pStyle w:val="SourceCode"/>
+      </w:pPr>
+      <w:r>
+        <w:t>libs = ["lib"]</w:t>
+      </w:r>
+    </w:p>
+    <w:p>
+      <w:pPr>
+        <w:keepNext/>
+      </w:pPr>
+    </w:p>
+    <w:p>
+      <w:pPr>
+        <w:keepNext/>
+      </w:pPr>
+      <w:r>
+        <w:t>Then install forge-std, Foundry's standard library, into the Solidity project.</w:t>
+      </w:r>
+    </w:p>
+    <w:p>
+      <w:pPr>
+        <w:keepNext/>
+      </w:pPr>
+    </w:p>
+    <w:p>
+      <w:pPr>
+        <w:pStyle w:val="CommandBlock"/>
         <w:keepNext/>
       </w:pPr>
       <w:r>
@@ -858,6 +962,16 @@
       </w:pPr>
     </w:p>
     <w:p>
+      <w:r>
+        <w:t>You save each source file in its language's section below, as each is shown. As in Chapter 1, notepad .\assembly\windows\basic_network_adapters.asm creates and opens one: choose Yes, type the file, save it with Ctrl+S, and close Notepad. Linux Assembly runs in WSL or on a Linux computer.</w:t>
+      </w:r>
+    </w:p>
+    <w:p>
+      <w:pPr>
+        <w:keepNext/>
+      </w:pPr>
+    </w:p>
+    <w:p>
       <w:pPr>
         <w:keepNext/>
       </w:pPr>
@@ -904,41 +1018,76 @@
     <w:p>
       <w:pPr>
         <w:pStyle w:val="CommandBlock"/>
-        <w:keepNext/>
-      </w:pPr>
-      <w:r>
-        <w:t>mkdir -p "$HOME/spa/lesson-2.16-extended/solidity/script"</w:t>
-      </w:r>
+      </w:pPr>
+      <w:r>
+        <w:t>cd "$HOME/spa/lesson-2.16-extended"</w:t>
+      </w:r>
+    </w:p>
+    <w:p>
+      <w:pPr>
+        <w:keepNext/>
+      </w:pPr>
+    </w:p>
+    <w:p>
+      <w:pPr>
+        <w:keepNext/>
+      </w:pPr>
+      <w:r>
+        <w:t>Then create the Rust and Solidity projects with the same commands as on Windows; rm deletes the starter main.rs.</w:t>
+      </w:r>
+    </w:p>
+    <w:p>
+      <w:pPr>
+        <w:keepNext/>
+      </w:pPr>
     </w:p>
     <w:p>
       <w:pPr>
         <w:pStyle w:val="CommandBlock"/>
-      </w:pPr>
-      <w:r>
-        <w:t>cd "$HOME/spa/lesson-2.16-extended"</w:t>
-      </w:r>
-    </w:p>
-    <w:p>
-      <w:pPr>
-        <w:keepNext/>
-      </w:pPr>
-    </w:p>
-    <w:p>
-      <w:pPr>
-        <w:keepNext/>
-      </w:pPr>
-      <w:r>
-        <w:t>Save each file from this lesson into the matching path in the project layout. As in Chapter 1, nano ./assembly/linux/basic_network_adapters.asm creates and opens one: type the file, then save and close it with Ctrl+O, Enter, then Ctrl+X. Then install forge-std.</w:t>
-      </w:r>
-    </w:p>
-    <w:p>
-      <w:pPr>
-        <w:keepNext/>
-      </w:pPr>
+        <w:keepNext/>
+      </w:pPr>
+      <w:r>
+        <w:t>cargo init ./rust --name network_adapters --vcs none</w:t>
+      </w:r>
     </w:p>
     <w:p>
       <w:pPr>
         <w:pStyle w:val="CommandBlock"/>
+        <w:keepNext/>
+      </w:pPr>
+      <w:r>
+        <w:t>rm ./rust/src/main.rs</w:t>
+      </w:r>
+    </w:p>
+    <w:p>
+      <w:pPr>
+        <w:pStyle w:val="CommandBlock"/>
+      </w:pPr>
+      <w:r>
+        <w:t>forge init ./solidity --empty --no-git --offline</w:t>
+      </w:r>
+    </w:p>
+    <w:p>
+      <w:pPr>
+        <w:keepNext/>
+      </w:pPr>
+    </w:p>
+    <w:p>
+      <w:pPr>
+        <w:keepNext/>
+      </w:pPr>
+      <w:r>
+        <w:t>Replace solidity/foundry.toml with the file shown in the Windows setup; nano ./solidity/foundry.toml opens it. Then install forge-std.</w:t>
+      </w:r>
+    </w:p>
+    <w:p>
+      <w:pPr>
+        <w:keepNext/>
+      </w:pPr>
+    </w:p>
+    <w:p>
+      <w:pPr>
+        <w:pStyle w:val="CommandBlock"/>
       </w:pPr>
       <w:r>
         <w:t>(cd ./solidity &amp;&amp; forge install foundry-rs/forge-std@v1.16.2 --no-git)</w:t>
@@ -950,6 +1099,16 @@
       </w:pPr>
     </w:p>
     <w:p>
+      <w:r>
+        <w:t>You save each source file in its language's section below, as each is shown. As in Chapter 1, nano ./assembly/linux/basic_network_adapters.asm creates and opens one: type the file, then save and close it with Ctrl+O, Enter, then Ctrl+X.</w:t>
+      </w:r>
+    </w:p>
+    <w:p>
+      <w:pPr>
+        <w:keepNext/>
+      </w:pPr>
+    </w:p>
+    <w:p>
       <w:pPr>
         <w:keepNext/>
       </w:pPr>
@@ -28879,7 +29038,7 @@
     </w:p>
     <w:p>
       <w:r>
-        <w:t>Cargo.toml names this lesson's package, network_adapters, and its two programs. foundry.toml is the same as in Lesson 2.15a. The read and repair scripts are in Project Setup.</w:t>
+        <w:t>This is the Cargo.toml that cargo init wrote, shown here so you can check yours. The [package] lines match; yours also ends with an empty [dependencies] heading, and the lines that start with # are notes for you, not something cargo writes. The read and repair scripts are in Project Setup.</w:t>
       </w:r>
     </w:p>
     <w:p>
@@ -28957,68 +29116,6 @@
       </w:pPr>
       <w:r>
         <w:t># and network_adapters.</w:t>
-      </w:r>
-    </w:p>
-    <w:p>
-      <w:pPr>
-        <w:keepNext/>
-      </w:pPr>
-    </w:p>
-    <w:p>
-      <w:pPr>
-        <w:keepNext/>
-      </w:pPr>
-    </w:p>
-    <w:p>
-      <w:pPr>
-        <w:pStyle w:val="Heading2"/>
-      </w:pPr>
-      <w:r>
-        <w:t>solidity/foundry.toml</w:t>
-      </w:r>
-    </w:p>
-    <w:p>
-      <w:pPr>
-        <w:pStyle w:val="SourceCode"/>
-        <w:keepNext/>
-      </w:pPr>
-      <w:r>
-        <w:t>[profile.default]</w:t>
-      </w:r>
-    </w:p>
-    <w:p>
-      <w:pPr>
-        <w:pStyle w:val="SourceCode"/>
-        <w:keepNext/>
-      </w:pPr>
-      <w:r>
-        <w:t># The scripts in script/ are the only Solidity sources in this project.</w:t>
-      </w:r>
-    </w:p>
-    <w:p>
-      <w:pPr>
-        <w:pStyle w:val="SourceCode"/>
-        <w:keepNext/>
-      </w:pPr>
-      <w:r>
-        <w:t>src = "script"</w:t>
-      </w:r>
-    </w:p>
-    <w:p>
-      <w:pPr>
-        <w:pStyle w:val="SourceCode"/>
-        <w:keepNext/>
-      </w:pPr>
-      <w:r>
-        <w:t># forge install puts forge-std in lib/.</w:t>
-      </w:r>
-    </w:p>
-    <w:p>
-      <w:pPr>
-        <w:pStyle w:val="SourceCode"/>
-      </w:pPr>
-      <w:r>
-        <w:t>libs = ["lib"]</w:t>
       </w:r>
     </w:p>
     <w:p>
@@ -30449,31 +30546,31 @@
       </w:rPr>
     </w:lvl>
   </w:abstractNum>
-  <w:num w:numId="1" w16cid:durableId="335033714">
+  <w:num w:numId="1" w16cid:durableId="1807431839">
     <w:abstractNumId w:val="8"/>
   </w:num>
-  <w:num w:numId="2" w16cid:durableId="106512446">
+  <w:num w:numId="2" w16cid:durableId="1434328071">
     <w:abstractNumId w:val="6"/>
   </w:num>
-  <w:num w:numId="3" w16cid:durableId="35933269">
+  <w:num w:numId="3" w16cid:durableId="136530082">
     <w:abstractNumId w:val="5"/>
   </w:num>
-  <w:num w:numId="4" w16cid:durableId="2026251754">
+  <w:num w:numId="4" w16cid:durableId="140968677">
     <w:abstractNumId w:val="4"/>
   </w:num>
-  <w:num w:numId="5" w16cid:durableId="641466487">
+  <w:num w:numId="5" w16cid:durableId="521363166">
     <w:abstractNumId w:val="7"/>
   </w:num>
-  <w:num w:numId="6" w16cid:durableId="1965623698">
+  <w:num w:numId="6" w16cid:durableId="1086656069">
     <w:abstractNumId w:val="3"/>
   </w:num>
-  <w:num w:numId="7" w16cid:durableId="1696225760">
+  <w:num w:numId="7" w16cid:durableId="1721512752">
     <w:abstractNumId w:val="2"/>
   </w:num>
-  <w:num w:numId="8" w16cid:durableId="1047143792">
+  <w:num w:numId="8" w16cid:durableId="818109615">
     <w:abstractNumId w:val="1"/>
   </w:num>
-  <w:num w:numId="9" w16cid:durableId="1926496314">
+  <w:num w:numId="9" w16cid:durableId="1844587943">
     <w:abstractNumId w:val="0"/>
   </w:num>
 </w:numbering>

--- a/Volume 1/Chapter 02 - Language Fundamentals/SPA_Vol1_Ch2_Lesson2_16a_EXTENDED_Working_With_Network_Adapter_Information.docx
+++ b/Volume 1/Chapter 02 - Language Fundamentals/SPA_Vol1_Ch2_Lesson2_16a_EXTENDED_Working_With_Network_Adapter_Information.docx
@@ -67,10 +67,7 @@
     </w:p>
     <w:p>
       <w:r>
-        <w:t>List the network adapters that Lesson 2.16 lists, every adapter that is up, with each IPv4 address, its prefix length, and the adapter's MAC address, marking the loopback address, in Assembly, Rust, Erlang, and Solidity, printing not available where a language cannot read them. Then, in Assembly and Erlang, build Lesson 2.16's Network Adapter Configuration Utility: for one adapter named explicitly, print its settings and the recovery path and, only when you type yes with administrator rights, record them, s</w:t>
-      </w:r>
-      <w:r>
-        <w:t>et them by hand, verify, and restore DHCP on a later run.</w:t>
+        <w:t>List the network adapters that Lesson 2.16 lists, every adapter that is up, with each IPv4 address, its prefix length, and the adapter's MAC address, marking the loopback address, in Assembly, Rust, Erlang, and Solidity, printing not available where a language cannot read them. Then, in Assembly and Erlang, build Lesson 2.16's Network Adapter Configuration Utility: for one adapter named explicitly, print its settings and the recovery path and, only when you type yes with administrator rights, record them, set them by hand, verify, and restore DHCP on a later run.</w:t>
       </w:r>
     </w:p>
     <w:p>
@@ -98,10 +95,7 @@
     </w:p>
     <w:p>
       <w:r>
-        <w:t>Lesson 2.16 explains why tools need the machine's adapters and addresses, and how one adapter's settings are recorded, changed, and restored safely with the system's own commands and a repair script. These four languages show how far each one reaches toward the operating system. Assembly calls the system's functions directly and walks the chains of records they build. Erlang reads the adapters from its standard library. Rust's standard library cannot list them, and Solidity reads none: a contract has no hos</w:t>
-      </w:r>
-      <w:r>
-        <w:t>t at all. Read Lesson 2.16 first; this companion builds on it, and its Connectivity Check, repair scripts, and If a Change Goes Wrong apply here unchanged.</w:t>
+        <w:t>Lesson 2.16 explains why tools need the machine's adapters and addresses, and how one adapter's settings are recorded, changed, and restored safely with the system's own commands and a repair script. These four languages show how far each one reaches toward the operating system. Assembly calls the system's functions directly and walks the chains of records they build. Erlang reads the adapters from its standard library. Rust's standard library cannot list them, and Solidity reads none: a contract has no host at all. Read Lesson 2.16 first; this companion builds on it, and its Connectivity Check, repair scripts, and If a Change Goes Wrong apply here unchanged.</w:t>
       </w:r>
     </w:p>
     <w:p>
@@ -2699,10 +2693,7 @@
         <w:keepNext/>
       </w:pPr>
       <w:r>
-        <w:t>Open an Administrator PowerShell: in your PowerShell, run Start-Process powershell -Verb RunAs (or right-click Windows PowerShell and choose Run as administrator). Windows shows its User Account Control box, as in Lesson 1.1; check the Verified publisher reads Microsoft Windows and choose Yes. Move to the lesson folder in your course folder and run the program: type yes to record and apply, and it prints Verified: the same settings are now static. Run Lesson 2.16's Connectivity Check, then run the program a</w:t>
-      </w:r>
-      <w:r>
-        <w:t>gain and type yes: it prints Verified: DHCP is active again and Removed: spa-network-record.txt. Run the Connectivity Check once more.</w:t>
+        <w:t>Open an Administrator PowerShell: in your PowerShell, run Start-Process powershell -Verb RunAs (or right-click Windows PowerShell and choose Run as administrator). Windows shows its User Account Control box, as in Lesson 1.1; check the Verified publisher reads Microsoft Windows and choose Yes. Move to the lesson folder in your course folder and run the program: type yes to record and apply, and it prints Verified: the same settings are now static. Run Lesson 2.16's Connectivity Check, then run the program again and type yes: it prints Verified: DHCP is active again and Removed: spa-network-record.txt. Run the Connectivity Check once more.</w:t>
       </w:r>
     </w:p>
     <w:p>
@@ -2804,10 +2795,7 @@
     </w:p>
     <w:p>
       <w:r>
-        <w:t xml:space="preserve">Assembly has no adapter tools of its own, so it calls the same system functions as the C version of Lesson 2.16. On Windows, GetAdaptersAddresses fills memory with a chain of adapter records, each pointing to a chain of address records, and the program reads every field at its equ offset, as in Lesson 2.15a; WideCharToMultiByte turns the wide-text name into UTF-8, and inet_ntop writes the address as text. The gcc command links their libraries with -liphlpapi -lws2_32. On Linux, getifaddrs builds a chain of </w:t>
-      </w:r>
-      <w:r>
-        <w:t>entries, one per address; the program keeps the IPv4 entries whose flags have the up bit, counts the mask's 1 bits with the popcnt instruction, and finds the MAC address in the adapter's AF_PACKET entry.</w:t>
+        <w:t>Assembly has no adapter tools of its own, so it calls the same system functions as the C version of Lesson 2.16. On Windows, GetAdaptersAddresses fills memory with a chain of adapter records, each pointing to a chain of address records, and the program reads every field at its equ offset, as in Lesson 2.15a; WideCharToMultiByte turns the wide-text name into UTF-8, and inet_ntop writes the address as text. The gcc command links their libraries with -liphlpapi -lws2_32. On Linux, getifaddrs builds a chain of entries, one per address; the program keeps the IPv4 entries whose flags have the up bit, counts the mask's 1 bits with the popcnt instruction, and finds the MAC address in the adapter's AF_PACKET entry.</w:t>
       </w:r>
     </w:p>
     <w:p>
@@ -6335,10 +6323,7 @@
         <w:keepNext/>
       </w:pPr>
       <w:r>
-        <w:t>The Linux program shows the same kind of lines, with Linux's own adapter names, such as lo and eth0; in WSL its Change Plan says Settings: not found. Your screen must show these lines, with the same spelling, spacing, and capitalization. These lines come from a sample computer with one Wi-Fi adapter and the loopback adapter. Your screen shows one line for each IPv4 address of your own adapters that are up, with your own names, addresses, and MAC addresses, in the order your language lists them, and the coun</w:t>
-      </w:r>
-      <w:r>
-        <w:t>t to match. Compare them with the Adapter Facts commands from Project Setup.</w:t>
+        <w:t>The Linux program shows the same kind of lines, with Linux's own adapter names, such as lo and eth0; in WSL its Change Plan says Settings: not found. Your screen must show these lines, with the same spelling, spacing, and capitalization. These lines come from a sample computer with one Wi-Fi adapter and the loopback adapter. Your screen shows one line for each IPv4 address of your own adapters that are up, with your own names, addresses, and MAC addresses, in the order your language lists them, and the count to match. Compare them with the Adapter Facts commands from Project Setup.</w:t>
       </w:r>
     </w:p>
     <w:p>
@@ -6446,13 +6431,7 @@
     </w:p>
     <w:p>
       <w:r>
-        <w:t>The production-minded version prints the same adapter lines. It is also Lesson 2.16's Network Adapter Configuration Utility, written with the same C library calls as the C version. The loopback text, the record layout, 296 bytes per record, the selected adapter, and the record file are named once. add_adapter copies one address into the next record and returns 1 in eax when the array is full; read_adapters fills the records and returns 1 when the system refused and 2 when the array was full, so each gets it</w:t>
-      </w:r>
-      <w:r>
-        <w:t>s own Error line; print_adapter prints one record. main reads everything before it prints anything, and on a failure report_failure writes one Error line on stderr and main returns 1, as in Lesson 2.11a. After the count, main tries to open spa-network-record.txt. With no record, change_network prints the Change Plan: read_settings runs Lesson 2.16's read script with _popen (popen on Linux) and reads its seven lines into settings, seven fields of 256 bytes. It asks you to type yes through read_answer, checks</w:t>
-      </w:r>
-      <w:r>
-        <w:t xml:space="preserve"> IsUserAnAdmin (geteuid on Linux), writes the record, and calls apply_static, which builds each netsh (nmcli) command line with snprintf and runs it with system, then reads the settings again to verify. With a record, restore_network asks again, calls restore_dhcp (which skips netsh when DHCP is already on and resets DNS only), checks that DHCP is on and the DNS source is DHCP again, and removes the record.</w:t>
+        <w:t>The production-minded version prints the same adapter lines. It is also Lesson 2.16's Network Adapter Configuration Utility, written with the same C library calls as the C version. The loopback text, the record layout, 296 bytes per record, the selected adapter, and the record file are named once. add_adapter copies one address into the next record and returns 1 in eax when the array is full; read_adapters fills the records and returns 1 when the system refused and 2 when the array was full, so each gets its own Error line; print_adapter prints one record. main reads everything before it prints anything, and on a failure report_failure writes one Error line on stderr and main returns 1, as in Lesson 2.11a. After the count, main tries to open spa-network-record.txt. With no record, change_network prints the Change Plan: read_settings runs Lesson 2.16's read script with _popen (popen on Linux) and reads its seven lines into settings, seven fields of 256 bytes. It asks you to type yes through read_answer, checks IsUserAnAdmin (geteuid on Linux), writes the record, and calls apply_static, which builds each netsh (nmcli) command line with snprintf and runs it with system, then reads the settings again to verify. With a record, restore_network asks again, calls restore_dhcp (which skips netsh when DHCP is already on and resets DNS only), checks that DHCP is on and the DNS source is DHCP again, and removes the record.</w:t>
       </w:r>
     </w:p>
     <w:p>
@@ -22478,10 +22457,7 @@
         <w:keepNext/>
       </w:pPr>
       <w:r>
-        <w:t>The Linux program shows the same kind of lines, with Linux's own adapter names, such as lo and eth0; in WSL its Change Plan says Settings: not found. Your screen must show these lines, with the same spelling, spacing, and capitalization. These lines come from a sample computer with one Wi-Fi adapter and the loopback adapter. Your screen shows one line for each IPv4 address of your own adapters that are up, with your own names, addresses, and MAC addresses, in the order your language lists them, and the coun</w:t>
-      </w:r>
-      <w:r>
-        <w:t>t to match. At the prompt, type no and press Enter. After the run, $LASTEXITCODE (echo $? on Linux) prints the exit code: 0. The lines are the Basic version's, then the Change Plan. The Change Plan shows the sample's Wi-Fi settings; yours shows your own adapter's profile, address, gateway, and DNS servers.</w:t>
+        <w:t>The Linux program shows the same kind of lines, with Linux's own adapter names, such as lo and eth0; in WSL its Change Plan says Settings: not found. Your screen must show these lines, with the same spelling, spacing, and capitalization. These lines come from a sample computer with one Wi-Fi adapter and the loopback adapter. Your screen shows one line for each IPv4 address of your own adapters that are up, with your own names, addresses, and MAC addresses, in the order your language lists them, and the count to match. At the prompt, type no and press Enter. After the run, $LASTEXITCODE (echo $? on Linux) prints the exit code: 0. The lines are the Basic version's, then the Change Plan. The Change Plan shows the sample's Wi-Fi settings; yours shows your own adapter's profile, address, gateway, and DNS servers.</w:t>
       </w:r>
     </w:p>
     <w:p>
@@ -22774,10 +22750,7 @@
     </w:p>
     <w:p>
       <w:r>
-        <w:t>Both versions list the same adapters. The Basic version walks the chain, prints as it goes, and changes nothing. The Production-Minded version copies every address into records first, checks each return code, and prints only after everything was read, the way Lesson 2.11a taught; the records are the piece the System Information Utility reuses. It is also the configuration utility: it changes the selected adapter only after you type yes with administrator rights, records the settings first, verifies the chan</w:t>
-      </w:r>
-      <w:r>
-        <w:t>ge, and restores DHCP from the record on a later run.</w:t>
+        <w:t>Both versions list the same adapters. The Basic version walks the chain, prints as it goes, and changes nothing. The Production-Minded version copies every address into records first, checks each return code, and prints only after everything was read, the way Lesson 2.11a taught; the records are the piece the System Information Utility reuses. It is also the configuration utility: it changes the selected adapter only after you type yes with administrator rights, records the settings first, verifies the change, and restores DHCP from the record on a later run.</w:t>
       </w:r>
     </w:p>
     <w:p>
@@ -23501,10 +23474,7 @@
     </w:p>
     <w:p>
       <w:r>
-        <w:t>Erlang reads the adapters with inet:getifaddrs, which returns {ok, Adapters}: one {Name, Options} pair per adapter. Options is a list of {Key, Value} pairs: flags, each addr followed by its netmask, and hwaddr, the MAC bytes. On Windows, Erlang names each adapter by its device path, such as \DEVICE\TCPIP_{A9A41ED6-CF32-4FEF-B246-4B13F432B9FF}, instead of Wi-Fi. It also marks every Windows adapter up, even a disconnected one, so the programs test the running flag: switched on and working, and on Windows also</w:t>
-      </w:r>
-      <w:r>
-        <w:t xml:space="preserve"> connected.</w:t>
+        <w:t>Erlang reads the adapters with inet:getifaddrs, which returns {ok, Adapters}: one {Name, Options} pair per adapter. Options is a list of {Key, Value} pairs: flags, each addr followed by its netmask, and hwaddr, the MAC bytes. On Windows, Erlang names each adapter by its device path, such as \DEVICE\TCPIP_{A9A41ED6-CF32-4FEF-B246-4B13F432B9FF}, instead of Wi-Fi. It also marks every Windows adapter up, even a disconnected one, so the programs test the running flag: switched on and working, and on Windows also connected.</w:t>
       </w:r>
     </w:p>
     <w:p>
@@ -24468,13 +24438,7 @@
     </w:p>
     <w:p>
       <w:r>
-        <w:t>The production-minded version prints the same adapter lines. It is also Lesson 2.16's Network Adapter Configuration Utility. LOOPBACK_START, SELECTED_ADAPTER, and RECORD_FILE are named once as macros, and -record(adapter, ...) holds one address's record. add_adapter returns the list with one more record, add_addresses and add_running build the list, and read_adapters returns {ok, Records} or {error, Reason}. main matches it before it prints anything and prints the report only in its {ok, Adapters} branch; t</w:t>
-      </w:r>
-      <w:r>
-        <w:t>hen next_step looks for spa-network-record.txt. With none, change_network prints the Change Plan from read_settings, which runs Lesson 2.16's read script with os:cmd and keeps its seven lines; confirm_change asks for yes, checks is_administrator, writes the record with file:write_file, and calls apply_static, and verify_static reads the settings again. With a record, restore_network asks again, calls restore_dhcp (which skips netsh when DHCP is already on and resets DNS only), and verify_dhcp removes the re</w:t>
-      </w:r>
-      <w:r>
-        <w:t>cord once DHCP is on and the DNS source is DHCP again. On a failure, fail prints one Error line on stderr and calls init:stop(1), as in Lesson 2.11a. Remember, init:stop(1) lets every printed line reach the screen before exit code 1, so fail is always the last thing done.</w:t>
+        <w:t>The production-minded version prints the same adapter lines. It is also Lesson 2.16's Network Adapter Configuration Utility. LOOPBACK_START, SELECTED_ADAPTER, and RECORD_FILE are named once as macros, and -record(adapter, ...) holds one address's record. add_adapter returns the list with one more record, add_addresses and add_running build the list, and read_adapters returns {ok, Records} or {error, Reason}. main matches it before it prints anything and prints the report only in its {ok, Adapters} branch; then next_step looks for spa-network-record.txt. With none, change_network prints the Change Plan from read_settings, which runs Lesson 2.16's read script with os:cmd and keeps its seven lines; confirm_change asks for yes, checks is_administrator, writes the record with file:write_file, and calls apply_static, and verify_static reads the settings again. With a record, restore_network asks again, calls restore_dhcp (which skips netsh when DHCP is already on and resets DNS only), and verify_dhcp removes the record once DHCP is on and the DNS source is DHCP again. On a failure, fail prints one Error line on stderr and calls init:stop(1), as in Lesson 2.11a. Remember, init:stop(1) lets every printed line reach the screen before exit code 1, so fail is always the last thing done.</w:t>
       </w:r>
     </w:p>
     <w:p>
@@ -27917,10 +27881,7 @@
         <w:keepNext/>
       </w:pPr>
       <w:r>
-        <w:t>erlc prints nothing when the module compiles. Your screen must show these lines, with the same spelling, spacing, and capitalization. These lines come from a sample computer with one Wi-Fi adapter and the loopback adapter. Your screen shows one line for each IPv4 address of your own adapters that are up, with your own names, addresses, and MAC addresses, in the order your language lists them, and the count to match. At the prompt, type no and press Enter. After the run, $LASTEXITCODE (echo $? on Linux or ma</w:t>
-      </w:r>
-      <w:r>
-        <w:t>cOS) prints the exit code: 0. The lines are the Basic version's, then the Change Plan. The Change Plan shows the sample's Wi-Fi settings; yours shows your own adapter's profile, address, gateway, and DNS servers.</w:t>
+        <w:t>erlc prints nothing when the module compiles. Your screen must show these lines, with the same spelling, spacing, and capitalization. These lines come from a sample computer with one Wi-Fi adapter and the loopback adapter. Your screen shows one line for each IPv4 address of your own adapters that are up, with your own names, addresses, and MAC addresses, in the order your language lists them, and the count to match. At the prompt, type no and press Enter. After the run, $LASTEXITCODE (echo $? on Linux or macOS) prints the exit code: 0. The lines are the Basic version's, then the Change Plan. The Change Plan shows the sample's Wi-Fi settings; yours shows your own adapter's profile, address, gateway, and DNS servers.</w:t>
       </w:r>
     </w:p>
     <w:p>
@@ -28213,10 +28174,7 @@
     </w:p>
     <w:p>
       <w:r>
-        <w:t>Both versions list the same adapters. The Basic version prints as it walks the options and changes nothing. The Production-Minded version builds a list of adapter records first and matches read_adapters' {ok, Records} or {error, Reason} before it prints anything, the way Lesson 2.11a taught; the records are the piece the System Information Utility reuses. It is also the configuration utility: it changes the selected adapter only after you type yes with administrator rights, records the settings first, verif</w:t>
-      </w:r>
-      <w:r>
-        <w:t>ies the change, and restores DHCP from the record on a later run.</w:t>
+        <w:t>Both versions list the same adapters. The Basic version prints as it walks the options and changes nothing. The Production-Minded version builds a list of adapter records first and matches read_adapters' {ok, Records} or {error, Reason} before it prints anything, the way Lesson 2.11a taught; the records are the piece the System Information Utility reuses. It is also the configuration utility: it changes the selected adapter only after you type yes with administrator rights, records the settings first, verifies the change, and restores DHCP from the record on a later run.</w:t>
       </w:r>
     </w:p>
     <w:p>
@@ -29333,10 +29291,7 @@
         <w:keepNext/>
       </w:pPr>
       <w:r>
-        <w:t xml:space="preserve">The Production-Minded program shows these lines when you type no at its prompt, and ends with exit code 0; the Basic program shows only the lines up to the count. These lines come from a sample computer with one Wi-Fi adapter and the loopback adapter. Your screen shows one line for each IPv4 address of your own adapters that are up, with your own names, addresses, and MAC addresses, in the order your language lists them, and the count to match. The Change Plan shows the sample's Wi-Fi settings; yours shows </w:t>
-      </w:r>
-      <w:r>
-        <w:t>your own adapter's profile, address, gateway, and DNS servers. These are the Windows Assembly program's lines; Erlang prints each Windows adapter's device path as its name, the Linux Assembly program prints Linux's adapters (in WSL, its plan says Settings: not found), and Rust and Solidity print only Network Adapters and IPv4 addresses: not available.</w:t>
+        <w:t>The Production-Minded program shows these lines when you type no at its prompt, and ends with exit code 0; the Basic program shows only the lines up to the count. These lines come from a sample computer with one Wi-Fi adapter and the loopback adapter. Your screen shows one line for each IPv4 address of your own adapters that are up, with your own names, addresses, and MAC addresses, in the order your language lists them, and the count to match. The Change Plan shows the sample's Wi-Fi settings; yours shows your own adapter's profile, address, gateway, and DNS servers. These are the Windows Assembly program's lines; Erlang prints each Windows adapter's device path as its name, the Linux Assembly program prints Linux's adapters (in WSL, its plan says Settings: not found), and Rust and Solidity print only Network Adapters and IPv4 addresses: not available.</w:t>
       </w:r>
     </w:p>
     <w:p>
@@ -29591,10 +29546,7 @@
     </w:p>
     <w:p>
       <w:r>
-        <w:t>As in Lesson 2.16, the System Information Utility's network-adapter summary prints one line per IPv4 address of every adapter that is up and the count, and prints not available when a language cannot read them. Assembly shows what every language does underneath: call the system's function, then follow the chain of records it built, field by field. The Assembly and Erlang configuration utilities, with Lesson 2.16's repair scripts, complete the Chapter 2 change workflow, and the Chapter 2 projects combine the</w:t>
-      </w:r>
-      <w:r>
-        <w:t>se pieces.</w:t>
+        <w:t>As in Lesson 2.16, the System Information Utility's network-adapter summary prints one line per IPv4 address of every adapter that is up and the count, and prints not available when a language cannot read them. Assembly shows what every language does underneath: call the system's function, then follow the chain of records it built, field by field. The Assembly and Erlang configuration utilities, with Lesson 2.16's repair scripts, complete the Chapter 2 change workflow, and the Chapter 2 projects combine these pieces.</w:t>
       </w:r>
     </w:p>
     <w:p>
@@ -30357,10 +30309,7 @@
     </w:p>
     <w:p>
       <w:r>
-        <w:t>Assembly reached the network adapters by calling the system's own functions and following the chains of records they build, exactly as C does underneath, and Erlang read them from its standard library, while Rust, whose standard library cannot list them, and Solidity, whose contracts have no host, printed not available instead of a made-up list. The Assembly and Erlang programs also became Lesson 2.16's configuration utility, changing the selected adapter only after a typed yes with administrator rights, fr</w:t>
-      </w:r>
-      <w:r>
-        <w:t>om a record written first, and restoring DHCP from it on a later run. With it, Chapter 2's facts are complete, and the Chapter 2 projects bring them together.</w:t>
+        <w:t>Assembly reached the network adapters by calling the system's own functions and following the chains of records they build, exactly as C does underneath, and Erlang read them from its standard library, while Rust, whose standard library cannot list them, and Solidity, whose contracts have no host, printed not available instead of a made-up list. The Assembly and Erlang programs also became Lesson 2.16's configuration utility, changing the selected adapter only after a typed yes with administrator rights, from a record written first, and restoring DHCP from it on a later run. With it, Chapter 2's facts are complete, and the Chapter 2 projects bring them together.</w:t>
       </w:r>
     </w:p>
     <w:sectPr>

--- a/Volume 1/Chapter 02 - Language Fundamentals/SPA_Vol1_Ch2_Lesson2_16a_EXTENDED_Working_With_Network_Adapter_Information.docx
+++ b/Volume 1/Chapter 02 - Language Fundamentals/SPA_Vol1_Ch2_Lesson2_16a_EXTENDED_Working_With_Network_Adapter_Information.docx
@@ -67,7 +67,10 @@
     </w:p>
     <w:p>
       <w:r>
-        <w:t>List the network adapters that Lesson 2.16 lists, every adapter that is up, with each IPv4 address, its prefix length, and the adapter's MAC address, marking the loopback address, in Assembly, Rust, Erlang, and Solidity, printing not available where a language cannot read them. Then, in Assembly and Erlang, build Lesson 2.16's Network Adapter Configuration Utility: for one adapter named explicitly, print its settings and the recovery path and, only when you type yes with administrator rights, record them, set them by hand, verify, and restore DHCP on a later run.</w:t>
+        <w:t>List the network adapters that Lesson 2.16 lists, every adapter that is up, with each IPv4 address, its prefix length, and the adapter's MAC address, marking the loopback address, in Assembly, Rust, Erlang, and Solidity, printing not available where a language cannot read them. Then, in Assembly and Erlang, build Lesson 2.16's Network Adapter Configuration Utility: for one adapter named explicitly, print its settings and the recovery path and, only when you type yes with administrator rights, record them, s</w:t>
+      </w:r>
+      <w:r>
+        <w:t>et them by hand, verify, and restore DHCP on a later run.</w:t>
       </w:r>
     </w:p>
     <w:p>
@@ -95,7 +98,10 @@
     </w:p>
     <w:p>
       <w:r>
-        <w:t>Lesson 2.16 explains why tools need the machine's adapters and addresses, and how one adapter's settings are recorded, changed, and restored safely with the system's own commands and a repair script. These four languages show how far each one reaches toward the operating system. Assembly calls the system's functions directly and walks the chains of records they build. Erlang reads the adapters from its standard library. Rust's standard library cannot list them, and Solidity reads none: a contract has no host at all. Read Lesson 2.16 first; this companion builds on it, and its Connectivity Check, repair scripts, and If a Change Goes Wrong apply here unchanged.</w:t>
+        <w:t>Lesson 2.16 explains why tools need the machine's adapters and addresses, and how one adapter's settings are recorded, changed, and restored safely with the system's own commands and a repair script. These four languages show how far each one reaches toward the operating system. Assembly calls the system's functions directly and walks the chains of records they build. Erlang reads the adapters from its standard library. Rust's standard library cannot list them, and Solidity reads none: a contract has no hos</w:t>
+      </w:r>
+      <w:r>
+        <w:t>t at all. Read Lesson 2.16 first; this companion builds on it, and its Connectivity Check, repair scripts, and If a Change Goes Wrong apply here unchanged.</w:t>
       </w:r>
     </w:p>
     <w:p>
@@ -142,7 +148,7 @@
         <w:pStyle w:val="ListBullet"/>
       </w:pPr>
       <w:r>
-        <w:t>The system hands back a chain of records: each record holds the address of the next one, and 0 ends the chain. Assembly follows it field by field, at equ offsets, as Lesson 2.15a read its records. (Chains like this are taught in Volume 1, Chapter 9, Lesson 9.3: Linked Lists.)</w:t>
+        <w:t>The system hands back a chain of records: each record holds the address of the next one, and 0 ends the chain. Assembly follows it field by field, at equ offsets, as Lesson 2.15a read its records. (Chains like this are taught in Volume 1, Chapter 10, Lesson 10.3a: Linked Lists EXTENDED.)</w:t>
       </w:r>
     </w:p>
     <w:p>
@@ -868,7 +874,7 @@
         <w:keepNext/>
       </w:pPr>
       <w:r>
-        <w:t>[profile.default]</w:t>
+        <w:t>[profile.default]  # Remember, the settings forge uses by default.</w:t>
       </w:r>
     </w:p>
     <w:p>
@@ -1293,7 +1299,7 @@
     </w:p>
     <w:p>
       <w:r>
-        <w:t>These are Lesson 2.16's scripts, unchanged: the programs run the read script for your system, and the repair script restores DHCP from the record if a program cannot. Lesson 2.16 explains each line.</w:t>
+        <w:t>These are Lesson 2.16's scripts, unchanged: the programs run the read script for your system, and the repair script restores DHCP from the record if a program cannot. Their comments explain how each one works.</w:t>
       </w:r>
     </w:p>
     <w:p>
@@ -1356,52 +1362,108 @@
         <w:pStyle w:val="SourceCode"/>
       </w:pPr>
       <w:r>
-        <w:t># Run it as: powershell -File network\read-settings.ps1 Wi-Fi</w:t>
-      </w:r>
-    </w:p>
-    <w:p>
-      <w:pPr>
-        <w:pStyle w:val="SourceCode"/>
-      </w:pPr>
-      <w:r>
-        <w:t># A second value, Enabled or Disabled, makes it wait up to 10 seconds</w:t>
-      </w:r>
-    </w:p>
-    <w:p>
-      <w:pPr>
-        <w:pStyle w:val="SourceCode"/>
-      </w:pPr>
-      <w:r>
-        <w:t># for DHCP to reach that state, because Windows applies a change a moment</w:t>
-      </w:r>
-    </w:p>
-    <w:p>
-      <w:pPr>
-        <w:pStyle w:val="SourceCode"/>
-      </w:pPr>
-      <w:r>
-        <w:t># after netsh returns.</w:t>
-      </w:r>
-    </w:p>
-    <w:p>
-      <w:pPr>
-        <w:pStyle w:val="SourceCode"/>
-      </w:pPr>
-    </w:p>
-    <w:p>
-      <w:pPr>
-        <w:pStyle w:val="SourceCode"/>
-      </w:pPr>
-      <w:r>
-        <w:t># param names the values typed after the script's name. Exit 1 means</w:t>
-      </w:r>
-    </w:p>
-    <w:p>
-      <w:pPr>
-        <w:pStyle w:val="SourceCode"/>
-      </w:pPr>
-      <w:r>
-        <w:t># there is no adapter with that name.</w:t>
+        <w:t># Run it as (Bypass lets this one script run where scripts are blocked):</w:t>
+      </w:r>
+    </w:p>
+    <w:p>
+      <w:pPr>
+        <w:pStyle w:val="SourceCode"/>
+      </w:pPr>
+      <w:r>
+        <w:t># powershell -ExecutionPolicy Bypass -File network\read-settings.ps1 Wi-Fi</w:t>
+      </w:r>
+    </w:p>
+    <w:p>
+      <w:pPr>
+        <w:pStyle w:val="SourceCode"/>
+      </w:pPr>
+      <w:r>
+        <w:t># A second value, Enabled or Disabled, makes it wait up to 10 seconds for</w:t>
+      </w:r>
+    </w:p>
+    <w:p>
+      <w:pPr>
+        <w:pStyle w:val="SourceCode"/>
+      </w:pPr>
+      <w:r>
+        <w:t># DHCP to reach that state: Windows applies a change a moment after netsh.</w:t>
+      </w:r>
+    </w:p>
+    <w:p>
+      <w:pPr>
+        <w:pStyle w:val="SourceCode"/>
+      </w:pPr>
+    </w:p>
+    <w:p>
+      <w:pPr>
+        <w:pStyle w:val="SourceCode"/>
+      </w:pPr>
+      <w:r>
+        <w:t># param names the values typed after the script's name: [string] makes</w:t>
+      </w:r>
+    </w:p>
+    <w:p>
+      <w:pPr>
+        <w:pStyle w:val="SourceCode"/>
+      </w:pPr>
+      <w:r>
+        <w:t># each one text, and = "" gives $WaitFor a value when none is typed.</w:t>
+      </w:r>
+    </w:p>
+    <w:p>
+      <w:pPr>
+        <w:pStyle w:val="SourceCode"/>
+      </w:pPr>
+      <w:r>
+        <w:t># The loop reads the adapter up to 10 times: $try counts from 1 while it</w:t>
+      </w:r>
+    </w:p>
+    <w:p>
+      <w:pPr>
+        <w:pStyle w:val="SourceCode"/>
+      </w:pPr>
+      <w:r>
+        <w:t># is -le (less than or equal to) 10. -ErrorAction SilentlyContinue leaves</w:t>
+      </w:r>
+    </w:p>
+    <w:p>
+      <w:pPr>
+        <w:pStyle w:val="SourceCode"/>
+      </w:pPr>
+      <w:r>
+        <w:t># $interface empty ($null) instead of printing an error, so exit 1 means</w:t>
+      </w:r>
+    </w:p>
+    <w:p>
+      <w:pPr>
+        <w:pStyle w:val="SourceCode"/>
+      </w:pPr>
+      <w:r>
+        <w:t># there is no adapter with that name. "$( )" puts a value into text, -eq</w:t>
+      </w:r>
+    </w:p>
+    <w:p>
+      <w:pPr>
+        <w:pStyle w:val="SourceCode"/>
+      </w:pPr>
+      <w:r>
+        <w:t># means ==, and -or means or; break ends the loop when nothing is awaited</w:t>
+      </w:r>
+    </w:p>
+    <w:p>
+      <w:pPr>
+        <w:pStyle w:val="SourceCode"/>
+      </w:pPr>
+      <w:r>
+        <w:t># or DHCP is in the awaited state, and Start-Sleep waits 1 second before</w:t>
+      </w:r>
+    </w:p>
+    <w:p>
+      <w:pPr>
+        <w:pStyle w:val="SourceCode"/>
+      </w:pPr>
+      <w:r>
+        <w:t># the next try.</w:t>
       </w:r>
     </w:p>
     <w:p>
@@ -1510,15 +1572,39 @@
         <w:pStyle w:val="SourceCode"/>
       </w:pPr>
       <w:r>
-        <w:t># ActiveStore reads the settings in use now. @( ) makes a list even when</w:t>
-      </w:r>
-    </w:p>
-    <w:p>
-      <w:pPr>
-        <w:pStyle w:val="SourceCode"/>
-      </w:pPr>
-      <w:r>
-        <w:t># there is only one value, and -join puts commas between the values.</w:t>
+        <w:t># ActiveStore reads the settings in use now. ForEach-Object runs { } once</w:t>
+      </w:r>
+    </w:p>
+    <w:p>
+      <w:pPr>
+        <w:pStyle w:val="SourceCode"/>
+      </w:pPr>
+      <w:r>
+        <w:t># per result, with $_ as that result. The gateway is the next hop of the</w:t>
+      </w:r>
+    </w:p>
+    <w:p>
+      <w:pPr>
+        <w:pStyle w:val="SourceCode"/>
+      </w:pPr>
+      <w:r>
+        <w:t># default route, 0.0.0.0/0, the way out for every other address. @( )</w:t>
+      </w:r>
+    </w:p>
+    <w:p>
+      <w:pPr>
+        <w:pStyle w:val="SourceCode"/>
+      </w:pPr>
+      <w:r>
+        <w:t># makes a list even when there is only one value, and -join puts commas</w:t>
+      </w:r>
+    </w:p>
+    <w:p>
+      <w:pPr>
+        <w:pStyle w:val="SourceCode"/>
+      </w:pPr>
+      <w:r>
+        <w:t># between the values. The connection profile's Name is the network's name.</w:t>
       </w:r>
     </w:p>
     <w:p>
@@ -1611,15 +1697,15 @@
         <w:pStyle w:val="SourceCode"/>
       </w:pPr>
       <w:r>
-        <w:t># DNS servers typed in by hand are stored in the adapter's NameServer</w:t>
-      </w:r>
-    </w:p>
-    <w:p>
-      <w:pPr>
-        <w:pStyle w:val="SourceCode"/>
-      </w:pPr>
-      <w:r>
-        <w:t># registry value; when it is empty, the servers come from DHCP.</w:t>
+        <w:t># DNS servers typed in by hand are in the NameServer value of the adapter's</w:t>
+      </w:r>
+    </w:p>
+    <w:p>
+      <w:pPr>
+        <w:pStyle w:val="SourceCode"/>
+      </w:pPr>
+      <w:r>
+        <w:t># key, named by its InterfaceGuid (unique id); empty means they are DHCP's.</w:t>
       </w:r>
     </w:p>
     <w:p>
@@ -1656,7 +1742,15 @@
         <w:pStyle w:val="SourceCode"/>
       </w:pPr>
       <w:r>
-        <w:t># Print the seven lines in the order the programs read them.</w:t>
+        <w:t># Print the seven lines in the order the programs read them: a value on a</w:t>
+      </w:r>
+    </w:p>
+    <w:p>
+      <w:pPr>
+        <w:pStyle w:val="SourceCode"/>
+      </w:pPr>
+      <w:r>
+        <w:t># line of its own is printed, and an empty value counts as false.</w:t>
       </w:r>
     </w:p>
     <w:p>
@@ -1745,92 +1839,124 @@
         <w:keepNext/>
       </w:pPr>
       <w:r>
-        <w:t># Prints one adapter's IPv4 settings, one value per line, for the</w:t>
-      </w:r>
-    </w:p>
-    <w:p>
-      <w:pPr>
-        <w:pStyle w:val="SourceCode"/>
-      </w:pPr>
-      <w:r>
-        <w:t># lesson's programs: the adapter, its NetworkManager profile,</w:t>
-      </w:r>
-    </w:p>
-    <w:p>
-      <w:pPr>
-        <w:pStyle w:val="SourceCode"/>
-      </w:pPr>
-      <w:r>
-        <w:t># address/prefix, gateway, DNS servers, DHCP (Enabled when the profile's</w:t>
-      </w:r>
-    </w:p>
-    <w:p>
-      <w:pPr>
-        <w:pStyle w:val="SourceCode"/>
-      </w:pPr>
-      <w:r>
-        <w:t># ipv4.method is auto, otherwise Disabled), and where the DNS servers come</w:t>
-      </w:r>
-    </w:p>
-    <w:p>
-      <w:pPr>
-        <w:pStyle w:val="SourceCode"/>
-      </w:pPr>
-      <w:r>
-        <w:t># from (DHCP, or Static when ipv4.dns holds servers typed in). Several</w:t>
-      </w:r>
-    </w:p>
-    <w:p>
-      <w:pPr>
-        <w:pStyle w:val="SourceCode"/>
-      </w:pPr>
-      <w:r>
-        <w:t># values of one kind are joined with commas, and a missing one prints as</w:t>
-      </w:r>
-    </w:p>
-    <w:p>
-      <w:pPr>
-        <w:pStyle w:val="SourceCode"/>
-      </w:pPr>
-      <w:r>
-        <w:t># none. It only reads. Run it as: sh network/read-settings.sh wlan0</w:t>
-      </w:r>
-    </w:p>
-    <w:p>
-      <w:pPr>
-        <w:pStyle w:val="SourceCode"/>
-      </w:pPr>
-      <w:r>
-        <w:t># A second value, Enabled or Disabled, makes it wait up to 10 seconds</w:t>
-      </w:r>
-    </w:p>
-    <w:p>
-      <w:pPr>
-        <w:pStyle w:val="SourceCode"/>
-      </w:pPr>
-      <w:r>
-        <w:t># for DHCP to reach that state.</w:t>
-      </w:r>
-    </w:p>
-    <w:p>
-      <w:pPr>
-        <w:pStyle w:val="SourceCode"/>
-      </w:pPr>
-    </w:p>
-    <w:p>
-      <w:pPr>
-        <w:pStyle w:val="SourceCode"/>
-      </w:pPr>
-      <w:r>
-        <w:t># $1 is the adapter, $2 the state to wait for. Exit 1 means no profile</w:t>
-      </w:r>
-    </w:p>
-    <w:p>
-      <w:pPr>
-        <w:pStyle w:val="SourceCode"/>
-      </w:pPr>
-      <w:r>
-        <w:t># uses that adapter.</w:t>
+        <w:t># Prints one adapter's IPv4 settings, one per line, for the lesson's</w:t>
+      </w:r>
+    </w:p>
+    <w:p>
+      <w:pPr>
+        <w:pStyle w:val="SourceCode"/>
+      </w:pPr>
+      <w:r>
+        <w:t># programs: the adapter, its NetworkManager profile, address/prefix,</w:t>
+      </w:r>
+    </w:p>
+    <w:p>
+      <w:pPr>
+        <w:pStyle w:val="SourceCode"/>
+      </w:pPr>
+      <w:r>
+        <w:t># gateway, DNS servers, DHCP (Enabled when ipv4.method is auto), and DNS</w:t>
+      </w:r>
+    </w:p>
+    <w:p>
+      <w:pPr>
+        <w:pStyle w:val="SourceCode"/>
+      </w:pPr>
+      <w:r>
+        <w:t># source (Static when ipv4.dns holds servers typed in, else DHCP). Values</w:t>
+      </w:r>
+    </w:p>
+    <w:p>
+      <w:pPr>
+        <w:pStyle w:val="SourceCode"/>
+      </w:pPr>
+      <w:r>
+        <w:t># of one kind are joined with commas; a missing one prints none. It only</w:t>
+      </w:r>
+    </w:p>
+    <w:p>
+      <w:pPr>
+        <w:pStyle w:val="SourceCode"/>
+      </w:pPr>
+      <w:r>
+        <w:t># reads. Run: sh network/read-settings.sh wlan0. A second value, Enabled or</w:t>
+      </w:r>
+    </w:p>
+    <w:p>
+      <w:pPr>
+        <w:pStyle w:val="SourceCode"/>
+      </w:pPr>
+      <w:r>
+        <w:t># Disabled, waits up to 10 seconds for DHCP to reach that state. Line 1,</w:t>
+      </w:r>
+    </w:p>
+    <w:p>
+      <w:pPr>
+        <w:pStyle w:val="SourceCode"/>
+      </w:pPr>
+      <w:r>
+        <w:t># #!/bin/sh, names the shell; [ -n x ], used at the end, is true when x is</w:t>
+      </w:r>
+    </w:p>
+    <w:p>
+      <w:pPr>
+        <w:pStyle w:val="SourceCode"/>
+      </w:pPr>
+      <w:r>
+        <w:t># not empty text.</w:t>
+      </w:r>
+    </w:p>
+    <w:p>
+      <w:pPr>
+        <w:pStyle w:val="SourceCode"/>
+      </w:pPr>
+    </w:p>
+    <w:p>
+      <w:pPr>
+        <w:pStyle w:val="SourceCode"/>
+      </w:pPr>
+      <w:r>
+        <w:t># $1 is the adapter, $2 the state to wait for. while : repeats until break</w:t>
+      </w:r>
+    </w:p>
+    <w:p>
+      <w:pPr>
+        <w:pStyle w:val="SourceCode"/>
+      </w:pPr>
+      <w:r>
+        <w:t># (: is always true). $( ) keeps a command's printed text: here the profile</w:t>
+      </w:r>
+    </w:p>
+    <w:p>
+      <w:pPr>
+        <w:pStyle w:val="SourceCode"/>
+      </w:pPr>
+      <w:r>
+        <w:t># that uses the adapter, with 2&gt;/dev/null throwing its errors away.</w:t>
+      </w:r>
+    </w:p>
+    <w:p>
+      <w:pPr>
+        <w:pStyle w:val="SourceCode"/>
+      </w:pPr>
+      <w:r>
+        <w:t># [ -z "$profile" ] is true for empty text, so exit 1 means no profile uses</w:t>
+      </w:r>
+    </w:p>
+    <w:p>
+      <w:pPr>
+        <w:pStyle w:val="SourceCode"/>
+      </w:pPr>
+      <w:r>
+        <w:t># that adapter. -ge is greater than or equal, $((try + 1)) adds 1, and</w:t>
+      </w:r>
+    </w:p>
+    <w:p>
+      <w:pPr>
+        <w:pStyle w:val="SourceCode"/>
+      </w:pPr>
+      <w:r>
+        <w:t># sleep 1 waits 1 second before the next try.</w:t>
       </w:r>
     </w:p>
     <w:p>
@@ -2126,15 +2252,15 @@
         <w:pStyle w:val="SourceCode"/>
       </w:pPr>
       <w:r>
-        <w:t># lesson folder above it, wherever PowerShell was started. Test-Path</w:t>
-      </w:r>
-    </w:p>
-    <w:p>
-      <w:pPr>
-        <w:pStyle w:val="SourceCode"/>
-      </w:pPr>
-      <w:r>
-        <w:t># checks that it exists; -not flips True and False.</w:t>
+        <w:t># lesson folder above it. Test-Path checks it exists; -not flips True and</w:t>
+      </w:r>
+    </w:p>
+    <w:p>
+      <w:pPr>
+        <w:pStyle w:val="SourceCode"/>
+      </w:pPr>
+      <w:r>
+        <w:t># False. The braces in ${recordPath} keep the colon after it as plain text.</w:t>
       </w:r>
     </w:p>
     <w:p>
@@ -2374,15 +2500,15 @@
         <w:pStyle w:val="SourceCode"/>
       </w:pPr>
       <w:r>
-        <w:t># it with sudo, from any folder:</w:t>
-      </w:r>
-    </w:p>
-    <w:p>
-      <w:pPr>
-        <w:pStyle w:val="SourceCode"/>
-      </w:pPr>
-      <w:r>
-        <w:t># sudo sh lesson-2.16/recovery/restore-network-linux.sh</w:t>
+        <w:t># it with sudo from any folder by its path; from the lesson folder:</w:t>
+      </w:r>
+    </w:p>
+    <w:p>
+      <w:pPr>
+        <w:pStyle w:val="SourceCode"/>
+      </w:pPr>
+      <w:r>
+        <w:t># sudo sh ./recovery/restore-network-linux.sh</w:t>
       </w:r>
     </w:p>
     <w:p>
@@ -2693,7 +2819,10 @@
         <w:keepNext/>
       </w:pPr>
       <w:r>
-        <w:t>Open an Administrator PowerShell: in your PowerShell, run Start-Process powershell -Verb RunAs (or right-click Windows PowerShell and choose Run as administrator). Windows shows its User Account Control box, as in Lesson 1.1; check the Verified publisher reads Microsoft Windows and choose Yes. Move to the lesson folder in your course folder and run the program: type yes to record and apply, and it prints Verified: the same settings are now static. Run Lesson 2.16's Connectivity Check, then run the program again and type yes: it prints Verified: DHCP is active again and Removed: spa-network-record.txt. Run the Connectivity Check once more.</w:t>
+        <w:t>Open an Administrator PowerShell: in your PowerShell, run Start-Process powershell -Verb RunAs (or right-click Windows PowerShell and choose Run as administrator). Windows shows its User Account Control box, as in Lesson 1.1; check the Verified publisher reads Microsoft Windows and choose Yes. Move to the lesson folder in your course folder and run the program: type yes to record and apply, and it prints Verified: the same settings are now static. Run Lesson 2.16's Connectivity Check, then run the program a</w:t>
+      </w:r>
+      <w:r>
+        <w:t>gain and type yes: it prints Verified: DHCP is active again and Removed: spa-network-record.txt. Run the Connectivity Check once more.</w:t>
       </w:r>
     </w:p>
     <w:p>
@@ -2795,7 +2924,10 @@
     </w:p>
     <w:p>
       <w:r>
-        <w:t>Assembly has no adapter tools of its own, so it calls the same system functions as the C version of Lesson 2.16. On Windows, GetAdaptersAddresses fills memory with a chain of adapter records, each pointing to a chain of address records, and the program reads every field at its equ offset, as in Lesson 2.15a; WideCharToMultiByte turns the wide-text name into UTF-8, and inet_ntop writes the address as text. The gcc command links their libraries with -liphlpapi -lws2_32. On Linux, getifaddrs builds a chain of entries, one per address; the program keeps the IPv4 entries whose flags have the up bit, counts the mask's 1 bits with the popcnt instruction, and finds the MAC address in the adapter's AF_PACKET entry.</w:t>
+        <w:t xml:space="preserve">Assembly has no adapter tools of its own, so it calls the same system functions as the C version of Lesson 2.16. On Windows, GetAdaptersAddresses fills memory with a chain of adapter records, each pointing to a chain of address records, and the program reads every field at its equ offset, as in Lesson 2.15a; WideCharToMultiByte turns the wide-text name into UTF-8, and inet_ntop writes the address as text. The gcc command links their libraries with -liphlpapi -lws2_32. On Linux, getifaddrs builds a chain of </w:t>
+      </w:r>
+      <w:r>
+        <w:t>entries, one per address; the program keeps the IPv4 entries whose flags have the up bit, counts the mask's 1 bits with the popcnt instruction, and finds the MAC address in the adapter's AF_PACKET entry.</w:t>
       </w:r>
     </w:p>
     <w:p>
@@ -2849,39 +2981,39 @@
         <w:keepNext/>
       </w:pPr>
       <w:r>
-        <w:t>; Assembly has no adapter tools of its own, so it calls the same Windows</w:t>
-      </w:r>
-    </w:p>
-    <w:p>
-      <w:pPr>
-        <w:pStyle w:val="SourceCode"/>
-      </w:pPr>
-      <w:r>
-        <w:t>; functions as the C version of Lesson 2.16: GetAdaptersAddresses, from</w:t>
-      </w:r>
-    </w:p>
-    <w:p>
-      <w:pPr>
-        <w:pStyle w:val="SourceCode"/>
-      </w:pPr>
-      <w:r>
-        <w:t>; the iphlpapi library, and inet_ntop, from the ws2_32 library. The build</w:t>
-      </w:r>
-    </w:p>
-    <w:p>
-      <w:pPr>
-        <w:pStyle w:val="SourceCode"/>
-      </w:pPr>
-      <w:r>
-        <w:t>; command links both with -liphlpapi -lws2_32. WideCharToMultiByte is in</w:t>
-      </w:r>
-    </w:p>
-    <w:p>
-      <w:pPr>
-        <w:pStyle w:val="SourceCode"/>
-      </w:pPr>
-      <w:r>
-        <w:t>; kernel32, which gcc links into every program.</w:t>
+        <w:t>; Assembly has no adapter tools of its own, so extern names the same</w:t>
+      </w:r>
+    </w:p>
+    <w:p>
+      <w:pPr>
+        <w:pStyle w:val="SourceCode"/>
+      </w:pPr>
+      <w:r>
+        <w:t>; Windows functions the C version of Lesson 2.16 calls: GetAdaptersAddresses,</w:t>
+      </w:r>
+    </w:p>
+    <w:p>
+      <w:pPr>
+        <w:pStyle w:val="SourceCode"/>
+      </w:pPr>
+      <w:r>
+        <w:t>; from the iphlpapi library, and inet_ntop, from the ws2_32 library. The</w:t>
+      </w:r>
+    </w:p>
+    <w:p>
+      <w:pPr>
+        <w:pStyle w:val="SourceCode"/>
+      </w:pPr>
+      <w:r>
+        <w:t>; build command links both with -liphlpapi -lws2_32. WideCharToMultiByte</w:t>
+      </w:r>
+    </w:p>
+    <w:p>
+      <w:pPr>
+        <w:pStyle w:val="SourceCode"/>
+      </w:pPr>
+      <w:r>
+        <w:t>; is in kernel32, which gcc links into every program.</w:t>
       </w:r>
     </w:p>
     <w:p>
@@ -3022,39 +3154,39 @@
         <w:pStyle w:val="SourceCode"/>
       </w:pPr>
       <w:r>
-        <w:t>; adapter records. Remember, equ names each field's offset.</w:t>
-      </w:r>
-    </w:p>
-    <w:p>
-      <w:pPr>
-        <w:pStyle w:val="SourceCode"/>
-      </w:pPr>
-      <w:r>
-        <w:t>; IP_ADAPTER_ADDRESSES: Next (8 bytes, the next record's address, 0 at</w:t>
-      </w:r>
-    </w:p>
-    <w:p>
-      <w:pPr>
-        <w:pStyle w:val="SourceCode"/>
-      </w:pPr>
-      <w:r>
-        <w:t>; the end), FirstUnicastAddress (8, the first address record),</w:t>
-      </w:r>
-    </w:p>
-    <w:p>
-      <w:pPr>
-        <w:pStyle w:val="SourceCode"/>
-      </w:pPr>
-      <w:r>
-        <w:t>; FriendlyName (8, the address of the wide-text name), PhysicalAddress</w:t>
-      </w:r>
-    </w:p>
-    <w:p>
-      <w:pPr>
-        <w:pStyle w:val="SourceCode"/>
-      </w:pPr>
-      <w:r>
-        <w:t>; (the MAC bytes), PhysicalAddressLength (4), OperStatus (4).</w:t>
+        <w:t>; adapter records. Remember, equ names each field's offset; fields the</w:t>
+      </w:r>
+    </w:p>
+    <w:p>
+      <w:pPr>
+        <w:pStyle w:val="SourceCode"/>
+      </w:pPr>
+      <w:r>
+        <w:t>; program skips fill the other bytes. IP_ADAPTER_ADDRESSES: Next (8 bytes,</w:t>
+      </w:r>
+    </w:p>
+    <w:p>
+      <w:pPr>
+        <w:pStyle w:val="SourceCode"/>
+      </w:pPr>
+      <w:r>
+        <w:t>; the next record's address, 0 at the end), FirstUnicastAddress (8, the</w:t>
+      </w:r>
+    </w:p>
+    <w:p>
+      <w:pPr>
+        <w:pStyle w:val="SourceCode"/>
+      </w:pPr>
+      <w:r>
+        <w:t>; first IP_ADAPTER_UNICAST_ADDRESS's address), FriendlyName (8, the name's</w:t>
+      </w:r>
+    </w:p>
+    <w:p>
+      <w:pPr>
+        <w:pStyle w:val="SourceCode"/>
+      </w:pPr>
+      <w:r>
+        <w:t>; address), PhysicalAddress (MAC bytes), its length (4), OperStatus (4).</w:t>
       </w:r>
     </w:p>
     <w:p>
@@ -3173,6 +3305,9 @@
       <w:pPr>
         <w:pStyle w:val="SourceCode"/>
       </w:pPr>
+      <w:r>
+        <w:t>; Remember, .rdata holds values that never change, such as these texts.</w:t>
+      </w:r>
     </w:p>
     <w:p>
       <w:pPr>
@@ -3375,31 +3510,31 @@
         <w:pStyle w:val="SourceCode"/>
       </w:pPr>
       <w:r>
-        <w:t>; Remember, the program starts at main; eax = 0 means success. Three</w:t>
-      </w:r>
-    </w:p>
-    <w:p>
-      <w:pPr>
-        <w:pStyle w:val="SourceCode"/>
-      </w:pPr>
-      <w:r>
-        <w:t>; pushes and 80 bytes of space keep the stack aligned for every call:</w:t>
-      </w:r>
-    </w:p>
-    <w:p>
-      <w:pPr>
-        <w:pStyle w:val="SourceCode"/>
-      </w:pPr>
-      <w:r>
-        <w:t>; 32 bytes of scratch space plus room for up to six values passed on the</w:t>
-      </w:r>
-    </w:p>
-    <w:p>
-      <w:pPr>
-        <w:pStyle w:val="SourceCode"/>
-      </w:pPr>
-      <w:r>
-        <w:t>; stack at [rsp + 32] onward.</w:t>
+        <w:t>; Remember, the program starts at main; eax = 0 means success. Its three</w:t>
+      </w:r>
+    </w:p>
+    <w:p>
+      <w:pPr>
+        <w:pStyle w:val="SourceCode"/>
+      </w:pPr>
+      <w:r>
+        <w:t>; pushes save rbx, r12, and r13, popped back in reverse at the end; with</w:t>
+      </w:r>
+    </w:p>
+    <w:p>
+      <w:pPr>
+        <w:pStyle w:val="SourceCode"/>
+      </w:pPr>
+      <w:r>
+        <w:t>; 80 more bytes the stack stays aligned for every call: 32 bytes of scratch</w:t>
+      </w:r>
+    </w:p>
+    <w:p>
+      <w:pPr>
+        <w:pStyle w:val="SourceCode"/>
+      </w:pPr>
+      <w:r>
+        <w:t>; space plus room for up to six values on the stack at [rsp + 32] onward.</w:t>
       </w:r>
     </w:p>
     <w:p>
@@ -3619,15 +3754,15 @@
         <w:pStyle w:val="SourceCode"/>
       </w:pPr>
       <w:r>
-        <w:t xml:space="preserve">    ; Remember, __acrt_iob_func(2) gives stderr, and fprintf takes it</w:t>
-      </w:r>
-    </w:p>
-    <w:p>
-      <w:pPr>
-        <w:pStyle w:val="SourceCode"/>
-      </w:pPr>
-      <w:r>
-        <w:t xml:space="preserve">    ; first.</w:t>
+        <w:t xml:space="preserve">    ; Remember, __acrt_iob_func(2) gives stderr, fprintf takes it first,</w:t>
+      </w:r>
+    </w:p>
+    <w:p>
+      <w:pPr>
+        <w:pStyle w:val="SourceCode"/>
+      </w:pPr>
+      <w:r>
+        <w:t xml:space="preserve">    ; and eax = 1 becomes the program's exit code.</w:t>
       </w:r>
     </w:p>
     <w:p>
@@ -3728,15 +3863,15 @@
         <w:pStyle w:val="SourceCode"/>
       </w:pPr>
       <w:r>
-        <w:t xml:space="preserve">    ; and its Next field holds the next one, 0 at the end. (Chains like</w:t>
-      </w:r>
-    </w:p>
-    <w:p>
-      <w:pPr>
-        <w:pStyle w:val="SourceCode"/>
-      </w:pPr>
-      <w:r>
-        <w:t xml:space="preserve">    ; this are taught in Volume 1, Chapter 9, Lesson 9.3: Linked Lists.)</w:t>
+        <w:t xml:space="preserve">    ; and its Next field holds the next one, 0 at the end. (Chains like this</w:t>
+      </w:r>
+    </w:p>
+    <w:p>
+      <w:pPr>
+        <w:pStyle w:val="SourceCode"/>
+      </w:pPr>
+      <w:r>
+        <w:t xml:space="preserve">    ; are taught in Volume 1, Chapter 10, Lesson 10.3a: Linked Lists EXTENDED.)</w:t>
       </w:r>
     </w:p>
     <w:p>
@@ -3813,23 +3948,23 @@
         <w:pStyle w:val="SourceCode"/>
       </w:pPr>
       <w:r>
-        <w:t xml:space="preserve">    ; character, into adapter_name as UTF-8 text printf can print. Its</w:t>
-      </w:r>
-    </w:p>
-    <w:p>
-      <w:pPr>
-        <w:pStyle w:val="SourceCode"/>
-      </w:pPr>
-      <w:r>
-        <w:t xml:space="preserve">    ; fifth to eighth values go on the stack: the room, its size, and two</w:t>
-      </w:r>
-    </w:p>
-    <w:p>
-      <w:pPr>
-        <w:pStyle w:val="SourceCode"/>
-      </w:pPr>
-      <w:r>
-        <w:t xml:space="preserve">    ; 0s. -1 says the wide text ends with a 0 character.</w:t>
+        <w:t xml:space="preserve">    ; character, into adapter_name as UTF-8 text printf can print: CP_UTF8,</w:t>
+      </w:r>
+    </w:p>
+    <w:p>
+      <w:pPr>
+        <w:pStyle w:val="SourceCode"/>
+      </w:pPr>
+      <w:r>
+        <w:t xml:space="preserve">    ; 0 (no options), the name, -1 (it ends with a 0 character), then on the</w:t>
+      </w:r>
+    </w:p>
+    <w:p>
+      <w:pPr>
+        <w:pStyle w:val="SourceCode"/>
+      </w:pPr>
+      <w:r>
+        <w:t xml:space="preserve">    ; stack the room, its size, and two 0s, which UTF-8 requires.</w:t>
       </w:r>
     </w:p>
     <w:p>
@@ -4142,13 +4277,16 @@
       <w:pPr>
         <w:pStyle w:val="SourceCode"/>
       </w:pPr>
-    </w:p>
-    <w:p>
-      <w:pPr>
-        <w:pStyle w:val="SourceCode"/>
-      </w:pPr>
-      <w:r>
-        <w:t xml:space="preserve">    ; inet_ntop writes the 4 IPv4 bytes as text, 10.0.0.7, into address.</w:t>
+      <w:r>
+        <w:t xml:space="preserve">    ; inet_ntop writes the 4 IPv4 bytes as text, 10.0.0.7, into address;</w:t>
+      </w:r>
+    </w:p>
+    <w:p>
+      <w:pPr>
+        <w:pStyle w:val="SourceCode"/>
+      </w:pPr>
+      <w:r>
+        <w:t xml:space="preserve">    ; 16 is its room: 255.255.255.255, the longest, is 15 characters plus 0.</w:t>
       </w:r>
     </w:p>
     <w:p>
@@ -4828,31 +4966,31 @@
         <w:pStyle w:val="SourceCode"/>
       </w:pPr>
       <w:r>
-        <w:t>; getifaddrs builds a chain of entries, one per address. Remember, equ</w:t>
-      </w:r>
-    </w:p>
-    <w:p>
-      <w:pPr>
-        <w:pStyle w:val="SourceCode"/>
-      </w:pPr>
-      <w:r>
-        <w:t>; names each field's offset. struct ifaddrs: next entry (8 bytes, 0 at</w:t>
-      </w:r>
-    </w:p>
-    <w:p>
-      <w:pPr>
-        <w:pStyle w:val="SourceCode"/>
-      </w:pPr>
-      <w:r>
-        <w:t>; the end), name (8, the text's address), flags (4), address (8, the</w:t>
-      </w:r>
-    </w:p>
-    <w:p>
-      <w:pPr>
-        <w:pStyle w:val="SourceCode"/>
-      </w:pPr>
-      <w:r>
-        <w:t>; address record's address, 0 when there is none), mask (8).</w:t>
+        <w:t>; getifaddrs builds a chain of entries, one per address; equ names each offset.</w:t>
+      </w:r>
+    </w:p>
+    <w:p>
+      <w:pPr>
+        <w:pStyle w:val="SourceCode"/>
+      </w:pPr>
+      <w:r>
+        <w:t>; struct ifaddrs: next (8 bytes, the next entry's address, 0 at the end), name</w:t>
+      </w:r>
+    </w:p>
+    <w:p>
+      <w:pPr>
+        <w:pStyle w:val="SourceCode"/>
+      </w:pPr>
+      <w:r>
+        <w:t>; (8, the text's address), flags (4, then 4 bytes of padding, as an 8-byte field</w:t>
+      </w:r>
+    </w:p>
+    <w:p>
+      <w:pPr>
+        <w:pStyle w:val="SourceCode"/>
+      </w:pPr>
+      <w:r>
+        <w:t>; starts at a multiple of 8), address and mask (8 each, a record's address).</w:t>
       </w:r>
     </w:p>
     <w:p>
@@ -4947,6 +5085,9 @@
       <w:pPr>
         <w:pStyle w:val="SourceCode"/>
       </w:pPr>
+      <w:r>
+        <w:t>; Remember, .rodata holds values that never change, such as these texts.</w:t>
+      </w:r>
     </w:p>
     <w:p>
       <w:pPr>
@@ -5096,23 +5237,23 @@
         <w:pStyle w:val="SourceCode"/>
       </w:pPr>
       <w:r>
-        <w:t>; Remember, the program starts at main; eax = 0 means success. Three</w:t>
-      </w:r>
-    </w:p>
-    <w:p>
-      <w:pPr>
-        <w:pStyle w:val="SourceCode"/>
-      </w:pPr>
-      <w:r>
-        <w:t>; pushes and 32 bytes of space keep the stack aligned for every call; the</w:t>
-      </w:r>
-    </w:p>
-    <w:p>
-      <w:pPr>
-        <w:pStyle w:val="SourceCode"/>
-      </w:pPr>
-      <w:r>
-        <w:t>; space holds the values snprintf receives on the stack.</w:t>
+        <w:t>; Remember, the program starts at main; eax = 0 means success. Its three</w:t>
+      </w:r>
+    </w:p>
+    <w:p>
+      <w:pPr>
+        <w:pStyle w:val="SourceCode"/>
+      </w:pPr>
+      <w:r>
+        <w:t>; pushes save rbx, r12, and r13, popped back in reverse at the end, and</w:t>
+      </w:r>
+    </w:p>
+    <w:p>
+      <w:pPr>
+        <w:pStyle w:val="SourceCode"/>
+      </w:pPr>
+      <w:r>
+        <w:t>; with 32 more bytes keep the stack aligned; the 32 hold snprintf's values.</w:t>
       </w:r>
     </w:p>
     <w:p>
@@ -5284,7 +5425,7 @@
         <w:pStyle w:val="SourceCode"/>
       </w:pPr>
       <w:r>
-        <w:t xml:space="preserve">    ; are taught in Volume 1, Chapter 9, Lesson 9.3: Linked Lists.)</w:t>
+        <w:t xml:space="preserve">    ; are taught in Volume 1, Chapter 10, Lesson 10.3a: Linked Lists EXTENDED.)</w:t>
       </w:r>
     </w:p>
     <w:p>
@@ -5353,15 +5494,15 @@
         <w:pStyle w:val="SourceCode"/>
       </w:pPr>
       <w:r>
-        <w:t xml:space="preserve">    ; bit is not set. (Volume 1, Chapter 3, Lesson 3.16: Binary Files</w:t>
-      </w:r>
-    </w:p>
-    <w:p>
-      <w:pPr>
-        <w:pStyle w:val="SourceCode"/>
-      </w:pPr>
-      <w:r>
-        <w:t xml:space="preserve">    ; teaches bits fully.)</w:t>
+        <w:t xml:space="preserve">    ; bit is not set. (Volume 1, Chapter 3, Lesson 3.16a: Binary Files</w:t>
+      </w:r>
+    </w:p>
+    <w:p>
+      <w:pPr>
+        <w:pStyle w:val="SourceCode"/>
+      </w:pPr>
+      <w:r>
+        <w:t xml:space="preserve">    ; EXTENDED teaches bits fully.)</w:t>
       </w:r>
     </w:p>
     <w:p>
@@ -5424,13 +5565,16 @@
       <w:pPr>
         <w:pStyle w:val="SourceCode"/>
       </w:pPr>
-    </w:p>
-    <w:p>
-      <w:pPr>
-        <w:pStyle w:val="SourceCode"/>
-      </w:pPr>
-      <w:r>
-        <w:t xml:space="preserve">    ; inet_ntop writes the 4 IPv4 bytes as text, 10.0.0.7, into address.</w:t>
+      <w:r>
+        <w:t xml:space="preserve">    ; inet_ntop writes the 4 IPv4 bytes as text, 10.0.0.7, into address;</w:t>
+      </w:r>
+    </w:p>
+    <w:p>
+      <w:pPr>
+        <w:pStyle w:val="SourceCode"/>
+      </w:pPr>
+      <w:r>
+        <w:t xml:space="preserve">    ; 16 is its room: 255.255.255.255, the longest, is 15 characters plus 0.</w:t>
       </w:r>
     </w:p>
     <w:p>
@@ -6116,7 +6260,7 @@
         <w:pStyle w:val="SourceCode"/>
       </w:pPr>
       <w:r>
-        <w:t xml:space="preserve">    ; back. (Volume 1, Chapter 10, Lesson 10.4: free and delete.)</w:t>
+        <w:t xml:space="preserve">    ; back. (Volume 1, Chapter 9, Lesson 9.4a: free and delete EXTENDED.)</w:t>
       </w:r>
     </w:p>
     <w:p>
@@ -6212,7 +6356,6 @@
     <w:p>
       <w:pPr>
         <w:pStyle w:val="SourceCode"/>
-        <w:keepNext/>
       </w:pPr>
       <w:r>
         <w:t xml:space="preserve">    pop r12</w:t>
@@ -6221,7 +6364,6 @@
     <w:p>
       <w:pPr>
         <w:pStyle w:val="SourceCode"/>
-        <w:keepNext/>
       </w:pPr>
       <w:r>
         <w:t xml:space="preserve">    pop rbx</w:t>
@@ -6230,6 +6372,7 @@
     <w:p>
       <w:pPr>
         <w:pStyle w:val="SourceCode"/>
+        <w:keepNext/>
       </w:pPr>
       <w:r>
         <w:t xml:space="preserve">    ret</w:t>
@@ -6237,6 +6380,29 @@
     </w:p>
     <w:p>
       <w:pPr>
+        <w:pStyle w:val="SourceCode"/>
+        <w:keepNext/>
+      </w:pPr>
+    </w:p>
+    <w:p>
+      <w:pPr>
+        <w:pStyle w:val="SourceCode"/>
+        <w:keepNext/>
+      </w:pPr>
+      <w:r>
+        <w:t>; Remember, this marks the stack as not executable, as Linux linkers expect.</w:t>
+      </w:r>
+    </w:p>
+    <w:p>
+      <w:pPr>
+        <w:pStyle w:val="SourceCode"/>
+      </w:pPr>
+      <w:r>
+        <w:t>section .note.GNU-stack noalloc noexec nowrite progbits</w:t>
+      </w:r>
+    </w:p>
+    <w:p>
+      <w:pPr>
         <w:keepNext/>
       </w:pPr>
     </w:p>
@@ -6323,7 +6489,10 @@
         <w:keepNext/>
       </w:pPr>
       <w:r>
-        <w:t>The Linux program shows the same kind of lines, with Linux's own adapter names, such as lo and eth0; in WSL its Change Plan says Settings: not found. Your screen must show these lines, with the same spelling, spacing, and capitalization. These lines come from a sample computer with one Wi-Fi adapter and the loopback adapter. Your screen shows one line for each IPv4 address of your own adapters that are up, with your own names, addresses, and MAC addresses, in the order your language lists them, and the count to match. Compare them with the Adapter Facts commands from Project Setup.</w:t>
+        <w:t>The Linux program shows the same kind of lines, with Linux's own adapter names, such as lo and eth0; in WSL its Change Plan says Settings: not found. Your screen must show these lines, with the same spelling, spacing, and capitalization. These lines come from a sample computer with one Wi-Fi adapter and the loopback adapter. Your screen shows one line for each IPv4 address of your own adapters that are up, with your own names, addresses, and MAC addresses, in the order your language lists them, and the coun</w:t>
+      </w:r>
+      <w:r>
+        <w:t>t to match. Compare them with the Adapter Facts commands from Project Setup.</w:t>
       </w:r>
     </w:p>
     <w:p>
@@ -6431,7 +6600,13 @@
     </w:p>
     <w:p>
       <w:r>
-        <w:t>The production-minded version prints the same adapter lines. It is also Lesson 2.16's Network Adapter Configuration Utility, written with the same C library calls as the C version. The loopback text, the record layout, 296 bytes per record, the selected adapter, and the record file are named once. add_adapter copies one address into the next record and returns 1 in eax when the array is full; read_adapters fills the records and returns 1 when the system refused and 2 when the array was full, so each gets its own Error line; print_adapter prints one record. main reads everything before it prints anything, and on a failure report_failure writes one Error line on stderr and main returns 1, as in Lesson 2.11a. After the count, main tries to open spa-network-record.txt. With no record, change_network prints the Change Plan: read_settings runs Lesson 2.16's read script with _popen (popen on Linux) and reads its seven lines into settings, seven fields of 256 bytes. It asks you to type yes through read_answer, checks IsUserAnAdmin (geteuid on Linux), writes the record, and calls apply_static, which builds each netsh (nmcli) command line with snprintf and runs it with system, then reads the settings again to verify. With a record, restore_network asks again, calls restore_dhcp (which skips netsh when DHCP is already on and resets DNS only), checks that DHCP is on and the DNS source is DHCP again, and removes the record.</w:t>
+        <w:t>The production-minded version prints the same adapter lines. It is also Lesson 2.16's Network Adapter Configuration Utility, written with the same C library calls as the C version. The loopback text, the record layout, 296 bytes per record, the selected adapter, and the record file are named once. add_adapter copies one address into the next record and returns 1 in eax when the array is full; read_adapters fills the records and returns 1 when the system refused and 2 when the array was full, so each gets it</w:t>
+      </w:r>
+      <w:r>
+        <w:t>s own Error line; print_adapter prints one record. main reads everything before it prints anything, and on a failure report_failure writes one Error line on stderr and main returns 1, as in Lesson 2.11a. After the count, main tries to open spa-network-record.txt. With no record, change_network prints the Change Plan: read_settings runs Lesson 2.16's read script with _popen (popen on Linux) and reads its seven lines into settings, seven fields of 256 bytes. It asks you to type yes through read_answer, checks</w:t>
+      </w:r>
+      <w:r>
+        <w:t xml:space="preserve"> IsUserAnAdmin (geteuid on Linux), writes the record, and calls apply_static, which builds each netsh (nmcli) command line with snprintf and runs it with system, then reads the settings again to verify. With a record, restore_network asks again, calls restore_dhcp (which skips netsh when DHCP is already on and resets DNS only), checks that DHCP is on and the DNS source is DHCP again, and removes the record.</w:t>
       </w:r>
     </w:p>
     <w:p>
@@ -6827,23 +7002,23 @@
         <w:pStyle w:val="SourceCode"/>
       </w:pPr>
       <w:r>
-        <w:t>; (20), and the MAC text (18), 296 bytes in all. MAX_ADDRESSES records fit</w:t>
-      </w:r>
-    </w:p>
-    <w:p>
-      <w:pPr>
-        <w:pStyle w:val="SourceCode"/>
-      </w:pPr>
-      <w:r>
-        <w:t>; in the records array. Remember, a record is a block of memory, and equ</w:t>
-      </w:r>
-    </w:p>
-    <w:p>
-      <w:pPr>
-        <w:pStyle w:val="SourceCode"/>
-      </w:pPr>
-      <w:r>
-        <w:t>; names each field's offset.</w:t>
+        <w:t>; (20), the MAC text (18), and 2 spare bytes: 296 in all.</w:t>
+      </w:r>
+    </w:p>
+    <w:p>
+      <w:pPr>
+        <w:pStyle w:val="SourceCode"/>
+      </w:pPr>
+      <w:r>
+        <w:t>; The records array holds MAX_ADDRESSES records. Remember, a record is a</w:t>
+      </w:r>
+    </w:p>
+    <w:p>
+      <w:pPr>
+        <w:pStyle w:val="SourceCode"/>
+      </w:pPr>
+      <w:r>
+        <w:t>; block of memory, and equ names each field's offset.</w:t>
       </w:r>
     </w:p>
     <w:p>
@@ -7269,7 +7444,31 @@
         <w:pStyle w:val="SourceCode"/>
       </w:pPr>
       <w:r>
-        <w:t xml:space="preserve">    ; The system's own commands; %s is filled in by snprintf.</w:t>
+        <w:t xml:space="preserve">    ; The system's own commands; snprintf fills in each %s. -NoProfile</w:t>
+      </w:r>
+    </w:p>
+    <w:p>
+      <w:pPr>
+        <w:pStyle w:val="SourceCode"/>
+      </w:pPr>
+      <w:r>
+        <w:t xml:space="preserve">    ; skips your own PowerShell start-up script, -ExecutionPolicy Bypass</w:t>
+      </w:r>
+    </w:p>
+    <w:p>
+      <w:pPr>
+        <w:pStyle w:val="SourceCode"/>
+      </w:pPr>
+      <w:r>
+        <w:t xml:space="preserve">    ; lets this one script file run (Windows blocks scripts by default),</w:t>
+      </w:r>
+    </w:p>
+    <w:p>
+      <w:pPr>
+        <w:pStyle w:val="SourceCode"/>
+      </w:pPr>
+      <w:r>
+        <w:t xml:space="preserve">    ; -File names the script, and -Command runs the quoted command.</w:t>
       </w:r>
     </w:p>
     <w:p>
@@ -8046,7 +8245,7 @@
         <w:pStyle w:val="SourceCode"/>
       </w:pPr>
       <w:r>
-        <w:t>; add_adapter: adds one record at the end of records.</w:t>
+        <w:t>; add_adapter: adds a record for an address to keep at the end of records.</w:t>
       </w:r>
     </w:p>
     <w:p>
@@ -8472,15 +8671,15 @@
         <w:pStyle w:val="SourceCode"/>
       </w:pPr>
       <w:r>
-        <w:t>; read_adapters: fills records with one record per IPv4 address of every</w:t>
-      </w:r>
-    </w:p>
-    <w:p>
-      <w:pPr>
-        <w:pStyle w:val="SourceCode"/>
-      </w:pPr>
-      <w:r>
-        <w:t>; adapter that is up.</w:t>
+        <w:t>; read_adapters: the Basic program's walk, but each IPv4 address of an</w:t>
+      </w:r>
+    </w:p>
+    <w:p>
+      <w:pPr>
+        <w:pStyle w:val="SourceCode"/>
+      </w:pPr>
+      <w:r>
+        <w:t>; adapter that is up goes into a record through add_adapter.</w:t>
       </w:r>
     </w:p>
     <w:p>
@@ -8496,7 +8695,7 @@
         <w:pStyle w:val="SourceCode"/>
       </w:pPr>
       <w:r>
-        <w:t>; Remember, the records form a chain that ends at 0.</w:t>
+        <w:t>; Remember, 0 in Next ends the chain; WideCharToMultiByte makes UTF-8 text.</w:t>
       </w:r>
     </w:p>
     <w:p>
@@ -9958,23 +10157,23 @@
         <w:pStyle w:val="SourceCode"/>
       </w:pPr>
       <w:r>
-        <w:t>; Remember, snprintf never writes more than COMMAND_SIZE bytes; its</w:t>
-      </w:r>
-    </w:p>
-    <w:p>
-      <w:pPr>
-        <w:pStyle w:val="SourceCode"/>
-      </w:pPr>
-      <w:r>
-        <w:t>; fifth and sixth values go on the stack after the 32 bytes of scratch</w:t>
-      </w:r>
-    </w:p>
-    <w:p>
-      <w:pPr>
-        <w:pStyle w:val="SourceCode"/>
-      </w:pPr>
-      <w:r>
-        <w:t>; space.</w:t>
+        <w:t>; snprintf takes command and COMMAND_SIZE, its limit, first, so each value</w:t>
+      </w:r>
+    </w:p>
+    <w:p>
+      <w:pPr>
+        <w:pStyle w:val="SourceCode"/>
+      </w:pPr>
+      <w:r>
+        <w:t>; moves two places later: the format to r8, the first value to r9, and</w:t>
+      </w:r>
+    </w:p>
+    <w:p>
+      <w:pPr>
+        <w:pStyle w:val="SourceCode"/>
+      </w:pPr>
+      <w:r>
+        <w:t>; the other two to the stack after the 32 bytes of scratch space.</w:t>
       </w:r>
     </w:p>
     <w:p>
@@ -14150,23 +14349,23 @@
         <w:pStyle w:val="SourceCode"/>
       </w:pPr>
       <w:r>
-        <w:t xml:space="preserve">    ; 0 when it does not exist; read_fields reads its seven lines into</w:t>
-      </w:r>
-    </w:p>
-    <w:p>
-      <w:pPr>
-        <w:pStyle w:val="SourceCode"/>
-      </w:pPr>
-      <w:r>
-        <w:t xml:space="preserve">    ; settings, and fclose closes it (Chapter 3, Lesson 3.1: Create File,</w:t>
-      </w:r>
-    </w:p>
-    <w:p>
-      <w:pPr>
-        <w:pStyle w:val="SourceCode"/>
-      </w:pPr>
-      <w:r>
-        <w:t xml:space="preserve">    ; teaches files fully). r12d keeps read_fields' answer.</w:t>
+        <w:t xml:space="preserve">    ; 0 when it does not exist; read_fields reads its seven lines into settings,</w:t>
+      </w:r>
+    </w:p>
+    <w:p>
+      <w:pPr>
+        <w:pStyle w:val="SourceCode"/>
+      </w:pPr>
+      <w:r>
+        <w:t xml:space="preserve">    ; and fclose closes it (Volume 1, Chapter 3, Lesson 3.1a: Create File</w:t>
+      </w:r>
+    </w:p>
+    <w:p>
+      <w:pPr>
+        <w:pStyle w:val="SourceCode"/>
+      </w:pPr>
+      <w:r>
+        <w:t xml:space="preserve">    ; EXTENDED, teaches files fully). r12d keeps read_fields' answer.</w:t>
       </w:r>
     </w:p>
     <w:p>
@@ -14851,23 +15050,23 @@
         <w:pStyle w:val="SourceCode"/>
       </w:pPr>
       <w:r>
-        <w:t>; (20), and the MAC text (18), 296 bytes in all. MAX_ADDRESSES records fit</w:t>
-      </w:r>
-    </w:p>
-    <w:p>
-      <w:pPr>
-        <w:pStyle w:val="SourceCode"/>
-      </w:pPr>
-      <w:r>
-        <w:t>; in the records array. Remember, a record is a block of memory, and equ</w:t>
-      </w:r>
-    </w:p>
-    <w:p>
-      <w:pPr>
-        <w:pStyle w:val="SourceCode"/>
-      </w:pPr>
-      <w:r>
-        <w:t>; names each field's offset.</w:t>
+        <w:t>; (20), the MAC text (18), and 2 spare bytes: 296 in all.</w:t>
+      </w:r>
+    </w:p>
+    <w:p>
+      <w:pPr>
+        <w:pStyle w:val="SourceCode"/>
+      </w:pPr>
+      <w:r>
+        <w:t>; The records array holds MAX_ADDRESSES records. Remember, a record is a</w:t>
+      </w:r>
+    </w:p>
+    <w:p>
+      <w:pPr>
+        <w:pStyle w:val="SourceCode"/>
+      </w:pPr>
+      <w:r>
+        <w:t>; block of memory, and equ names each field's offset.</w:t>
       </w:r>
     </w:p>
     <w:p>
@@ -15892,7 +16091,7 @@
         <w:pStyle w:val="SourceCode"/>
       </w:pPr>
       <w:r>
-        <w:t>; Remember, [stderr] is the error stream, and fprintf takes it first.</w:t>
+        <w:t>; Remember, fprintf takes [stderr] first, and push rbx only aligns the stack.</w:t>
       </w:r>
     </w:p>
     <w:p>
@@ -15969,7 +16168,7 @@
         <w:pStyle w:val="SourceCode"/>
       </w:pPr>
       <w:r>
-        <w:t>; add_adapter: adds one record at the end of records.</w:t>
+        <w:t>; add_adapter: adds a record for an address to keep at the end of records.</w:t>
       </w:r>
     </w:p>
     <w:p>
@@ -16403,15 +16602,15 @@
         <w:pStyle w:val="SourceCode"/>
       </w:pPr>
       <w:r>
-        <w:t>; read_adapters: fills records with one record per IPv4 address of every</w:t>
-      </w:r>
-    </w:p>
-    <w:p>
-      <w:pPr>
-        <w:pStyle w:val="SourceCode"/>
-      </w:pPr>
-      <w:r>
-        <w:t>; adapter that is up (switched on, not always connected).</w:t>
+        <w:t>; read_adapters: the Basic program's walk, but each IPv4 address of an</w:t>
+      </w:r>
+    </w:p>
+    <w:p>
+      <w:pPr>
+        <w:pStyle w:val="SourceCode"/>
+      </w:pPr>
+      <w:r>
+        <w:t>; adapter that is up (switched on) goes into a record through add_adapter.</w:t>
       </w:r>
     </w:p>
     <w:p>
@@ -16427,7 +16626,7 @@
         <w:pStyle w:val="SourceCode"/>
       </w:pPr>
       <w:r>
-        <w:t>; Remember, the entries form a chain that ends at 0; test checks a bit.</w:t>
+        <w:t>; Remember, test checks a bit; r12 walks again to find the AF_PACKET entry.</w:t>
       </w:r>
     </w:p>
     <w:p>
@@ -17417,7 +17616,7 @@
         <w:pStyle w:val="SourceCode"/>
       </w:pPr>
       <w:r>
-        <w:t>; ending.</w:t>
+        <w:t>; ending. r13 is pushed only to keep the stack aligned for the calls.</w:t>
       </w:r>
     </w:p>
     <w:p>
@@ -17923,15 +18122,15 @@
         <w:pStyle w:val="SourceCode"/>
       </w:pPr>
       <w:r>
-        <w:t>; Remember, snprintf never writes more than COMMAND_SIZE bytes, and eax</w:t>
-      </w:r>
-    </w:p>
-    <w:p>
-      <w:pPr>
-        <w:pStyle w:val="SourceCode"/>
-      </w:pPr>
-      <w:r>
-        <w:t>; is 0 before a call like printf's.</w:t>
+        <w:t>; snprintf takes command and COMMAND_SIZE, its limit, first, so each value</w:t>
+      </w:r>
+    </w:p>
+    <w:p>
+      <w:pPr>
+        <w:pStyle w:val="SourceCode"/>
+      </w:pPr>
+      <w:r>
+        <w:t>; moves two registers later, the last first; eax = 0 as for printf.</w:t>
       </w:r>
     </w:p>
     <w:p>
@@ -22128,23 +22327,23 @@
         <w:pStyle w:val="SourceCode"/>
       </w:pPr>
       <w:r>
-        <w:t xml:space="preserve">    ; 0 when it does not exist; read_fields reads its seven lines into</w:t>
-      </w:r>
-    </w:p>
-    <w:p>
-      <w:pPr>
-        <w:pStyle w:val="SourceCode"/>
-      </w:pPr>
-      <w:r>
-        <w:t xml:space="preserve">    ; settings, and fclose closes it (Chapter 3, Lesson 3.1: Create File,</w:t>
-      </w:r>
-    </w:p>
-    <w:p>
-      <w:pPr>
-        <w:pStyle w:val="SourceCode"/>
-      </w:pPr>
-      <w:r>
-        <w:t xml:space="preserve">    ; teaches files fully). r12d keeps read_fields' answer.</w:t>
+        <w:t xml:space="preserve">    ; 0 when it does not exist; read_fields reads its seven lines into settings,</w:t>
+      </w:r>
+    </w:p>
+    <w:p>
+      <w:pPr>
+        <w:pStyle w:val="SourceCode"/>
+      </w:pPr>
+      <w:r>
+        <w:t xml:space="preserve">    ; and fclose closes it (Volume 1, Chapter 3, Lesson 3.1a: Create File</w:t>
+      </w:r>
+    </w:p>
+    <w:p>
+      <w:pPr>
+        <w:pStyle w:val="SourceCode"/>
+      </w:pPr>
+      <w:r>
+        <w:t xml:space="preserve">    ; EXTENDED, teaches files fully). r12d keeps read_fields' answer.</w:t>
       </w:r>
     </w:p>
     <w:p>
@@ -22350,7 +22549,6 @@
     <w:p>
       <w:pPr>
         <w:pStyle w:val="SourceCode"/>
-        <w:keepNext/>
       </w:pPr>
       <w:r>
         <w:t xml:space="preserve">    pop r12</w:t>
@@ -22359,7 +22557,6 @@
     <w:p>
       <w:pPr>
         <w:pStyle w:val="SourceCode"/>
-        <w:keepNext/>
       </w:pPr>
       <w:r>
         <w:t xml:space="preserve">    pop rbx</w:t>
@@ -22368,6 +22565,7 @@
     <w:p>
       <w:pPr>
         <w:pStyle w:val="SourceCode"/>
+        <w:keepNext/>
       </w:pPr>
       <w:r>
         <w:t xml:space="preserve">    ret</w:t>
@@ -22375,6 +22573,29 @@
     </w:p>
     <w:p>
       <w:pPr>
+        <w:pStyle w:val="SourceCode"/>
+        <w:keepNext/>
+      </w:pPr>
+    </w:p>
+    <w:p>
+      <w:pPr>
+        <w:pStyle w:val="SourceCode"/>
+        <w:keepNext/>
+      </w:pPr>
+      <w:r>
+        <w:t>; Remember, this marks the stack as not executable, as Linux linkers expect.</w:t>
+      </w:r>
+    </w:p>
+    <w:p>
+      <w:pPr>
+        <w:pStyle w:val="SourceCode"/>
+      </w:pPr>
+      <w:r>
+        <w:t>section .note.GNU-stack noalloc noexec nowrite progbits</w:t>
+      </w:r>
+    </w:p>
+    <w:p>
+      <w:pPr>
         <w:keepNext/>
       </w:pPr>
     </w:p>
@@ -22457,7 +22678,10 @@
         <w:keepNext/>
       </w:pPr>
       <w:r>
-        <w:t>The Linux program shows the same kind of lines, with Linux's own adapter names, such as lo and eth0; in WSL its Change Plan says Settings: not found. Your screen must show these lines, with the same spelling, spacing, and capitalization. These lines come from a sample computer with one Wi-Fi adapter and the loopback adapter. Your screen shows one line for each IPv4 address of your own adapters that are up, with your own names, addresses, and MAC addresses, in the order your language lists them, and the count to match. At the prompt, type no and press Enter. After the run, $LASTEXITCODE (echo $? on Linux) prints the exit code: 0. The lines are the Basic version's, then the Change Plan. The Change Plan shows the sample's Wi-Fi settings; yours shows your own adapter's profile, address, gateway, and DNS servers.</w:t>
+        <w:t>The Linux program shows the same kind of lines, with Linux's own adapter names, such as lo and eth0; in WSL its Change Plan says Settings: not found. Your screen must show these lines, with the same spelling, spacing, and capitalization. These lines come from a sample computer with one Wi-Fi adapter and the loopback adapter. Your screen shows one line for each IPv4 address of your own adapters that are up, with your own names, addresses, and MAC addresses, in the order your language lists them, and the coun</w:t>
+      </w:r>
+      <w:r>
+        <w:t>t to match. At the prompt, type no and press Enter. After the run, $LASTEXITCODE (echo $? on Linux) prints the exit code: 0. The lines are the Basic version's, then the Change Plan. The Change Plan shows the sample's Wi-Fi settings; yours shows your own adapter's profile, address, gateway, and DNS servers.</w:t>
       </w:r>
     </w:p>
     <w:p>
@@ -22732,7 +22956,7 @@
         <w:pStyle w:val="ListBullet"/>
       </w:pPr>
       <w:r>
-        <w:t>On Linux, IFF_UP means switched on, not connected: a Wi-Fi card with no network is still up. test checks one bit; Volume 1, Chapter 3, Lesson 3.16: Binary Files teaches bits fully.</w:t>
+        <w:t>On Linux, IFF_UP means switched on, not connected: a Wi-Fi card with no network is still up. test checks one bit; Volume 1, Chapter 3, Lesson 3.16a: Binary Files EXTENDED teaches bits fully.</w:t>
       </w:r>
     </w:p>
     <w:p>
@@ -22750,7 +22974,10 @@
     </w:p>
     <w:p>
       <w:r>
-        <w:t>Both versions list the same adapters. The Basic version walks the chain, prints as it goes, and changes nothing. The Production-Minded version copies every address into records first, checks each return code, and prints only after everything was read, the way Lesson 2.11a taught; the records are the piece the System Information Utility reuses. It is also the configuration utility: it changes the selected adapter only after you type yes with administrator rights, records the settings first, verifies the change, and restores DHCP from the record on a later run.</w:t>
+        <w:t>Both versions list the same adapters. The Basic version walks the chain, prints as it goes, and changes nothing. The Production-Minded version copies every address into records first, checks each return code, and prints only after everything was read, the way Lesson 2.11a taught; the records are the piece the System Information Utility reuses. It is also the configuration utility: it changes the selected adapter only after you type yes with administrator rights, records the settings first, verifies the chan</w:t>
+      </w:r>
+      <w:r>
+        <w:t>ge, and restores DHCP from the record on a later run.</w:t>
       </w:r>
     </w:p>
     <w:p>
@@ -23189,15 +23416,15 @@
         <w:pStyle w:val="SourceCode"/>
       </w:pPr>
       <w:r>
-        <w:t xml:space="preserve">    // Rust's standard library cannot list the adapters, so the program</w:t>
-      </w:r>
-    </w:p>
-    <w:p>
-      <w:pPr>
-        <w:pStyle w:val="SourceCode"/>
-      </w:pPr>
-      <w:r>
-        <w:t xml:space="preserve">    // reads nothing and nothing can fail: there is no error path.</w:t>
+        <w:t xml:space="preserve">    // Remember, the program starts at main. The standard library cannot list</w:t>
+      </w:r>
+    </w:p>
+    <w:p>
+      <w:pPr>
+        <w:pStyle w:val="SourceCode"/>
+      </w:pPr>
+      <w:r>
+        <w:t xml:space="preserve">    // the adapters; nothing is read, so there is no error path.</w:t>
       </w:r>
     </w:p>
     <w:p>
@@ -23474,7 +23701,10 @@
     </w:p>
     <w:p>
       <w:r>
-        <w:t>Erlang reads the adapters with inet:getifaddrs, which returns {ok, Adapters}: one {Name, Options} pair per adapter. Options is a list of {Key, Value} pairs: flags, each addr followed by its netmask, and hwaddr, the MAC bytes. On Windows, Erlang names each adapter by its device path, such as \DEVICE\TCPIP_{A9A41ED6-CF32-4FEF-B246-4B13F432B9FF}, instead of Wi-Fi. It also marks every Windows adapter up, even a disconnected one, so the programs test the running flag: switched on and working, and on Windows also connected.</w:t>
+        <w:t>Erlang reads the adapters with inet:getifaddrs, which returns {ok, Adapters}: one {Name, Options} pair per adapter. Options is a list of {Key, Value} pairs: flags, each addr followed by its netmask, and hwaddr, the MAC bytes. On Windows, Erlang names each adapter by its device path, such as \DEVICE\TCPIP_{A9A41ED6-CF32-4FEF-B246-4B13F432B9FF}, instead of Wi-Fi. It also marks every Windows adapter up, even a disconnected one, so the programs test the running flag: switched on and connected, on Linux as on Wi</w:t>
+      </w:r>
+      <w:r>
+        <w:t>ndows.</w:t>
       </w:r>
     </w:p>
     <w:p>
@@ -24162,7 +24392,7 @@
         <w:pStyle w:val="SourceCode"/>
       </w:pPr>
       <w:r>
-        <w:t>%% Remember, main/0 is the exported entry point.</w:t>
+        <w:t>%% Remember, -module matches the file name; main/0 is the exported entry point.</w:t>
       </w:r>
     </w:p>
     <w:p>
@@ -24438,7 +24668,13 @@
     </w:p>
     <w:p>
       <w:r>
-        <w:t>The production-minded version prints the same adapter lines. It is also Lesson 2.16's Network Adapter Configuration Utility. LOOPBACK_START, SELECTED_ADAPTER, and RECORD_FILE are named once as macros, and -record(adapter, ...) holds one address's record. add_adapter returns the list with one more record, add_addresses and add_running build the list, and read_adapters returns {ok, Records} or {error, Reason}. main matches it before it prints anything and prints the report only in its {ok, Adapters} branch; then next_step looks for spa-network-record.txt. With none, change_network prints the Change Plan from read_settings, which runs Lesson 2.16's read script with os:cmd and keeps its seven lines; confirm_change asks for yes, checks is_administrator, writes the record with file:write_file, and calls apply_static, and verify_static reads the settings again. With a record, restore_network asks again, calls restore_dhcp (which skips netsh when DHCP is already on and resets DNS only), and verify_dhcp removes the record once DHCP is on and the DNS source is DHCP again. On a failure, fail prints one Error line on stderr and calls init:stop(1), as in Lesson 2.11a. Remember, init:stop(1) lets every printed line reach the screen before exit code 1, so fail is always the last thing done.</w:t>
+        <w:t>The production-minded version prints the same adapter lines. It is also Lesson 2.16's Network Adapter Configuration Utility. LOOPBACK_START, SELECTED_ADAPTER, and RECORD_FILE are named once as macros, and -record(adapter, ...) holds one address's record. add_adapter returns the list with one more record, add_addresses and add_running build the list, and read_adapters returns {ok, Records} or {error, Reason}. main matches it before it prints anything and prints the report only in its {ok, Adapters} branch; t</w:t>
+      </w:r>
+      <w:r>
+        <w:t>hen next_step looks for spa-network-record.txt. With none, change_network prints the Change Plan from read_settings, which runs Lesson 2.16's read script with os:cmd and keeps its seven lines; confirm_change asks for yes, checks is_administrator, writes the record with file:write_file, and calls apply_static, and verify_static reads the settings again. With a record, restore_network asks again, calls restore_dhcp (which skips netsh when DHCP is already on and resets DNS only), and verify_dhcp removes the re</w:t>
+      </w:r>
+      <w:r>
+        <w:t>cord once DHCP is on and the DNS source is DHCP again. On a failure, fail prints one Error line on stderr and calls init:stop(1), as in Lesson 2.11a. Remember, init:stop(1) lets every printed line reach the screen before exit code 1, so fail is always the last thing done.</w:t>
       </w:r>
     </w:p>
     <w:p>
@@ -24724,15 +24960,15 @@
         <w:pStyle w:val="SourceCode"/>
       </w:pPr>
       <w:r>
-        <w:t>%% Returns the list with one more record at the end. Remember, ++ joins</w:t>
-      </w:r>
-    </w:p>
-    <w:p>
-      <w:pPr>
-        <w:pStyle w:val="SourceCode"/>
-      </w:pPr>
-      <w:r>
-        <w:t>%% lists, and a function returns a new list.</w:t>
+        <w:t>%% Returns the list of records to keep. Remember, ++ joins lists, so the</w:t>
+      </w:r>
+    </w:p>
+    <w:p>
+      <w:pPr>
+        <w:pStyle w:val="SourceCode"/>
+      </w:pPr>
+      <w:r>
+        <w:t>%% new record goes at the end, and a function returns a new list.</w:t>
       </w:r>
     </w:p>
     <w:p>
@@ -24918,23 +25154,23 @@
         <w:pStyle w:val="SourceCode"/>
       </w:pPr>
       <w:r>
-        <w:t>%% Adds the records of every adapter that is running: switched on and,</w:t>
-      </w:r>
-    </w:p>
-    <w:p>
-      <w:pPr>
-        <w:pStyle w:val="SourceCode"/>
-      </w:pPr>
-      <w:r>
-        <w:t>%% on Windows, connected (on Linux, a switched-on card with no network can</w:t>
-      </w:r>
-    </w:p>
-    <w:p>
-      <w:pPr>
-        <w:pStyle w:val="SourceCode"/>
-      </w:pPr>
-      <w:r>
-        <w:t>%% still be running). Remember, proplists:get_value finds a key's value;</w:t>
+        <w:t>%% Adds the records of every adapter that is running: switched on and</w:t>
+      </w:r>
+    </w:p>
+    <w:p>
+      <w:pPr>
+        <w:pStyle w:val="SourceCode"/>
+      </w:pPr>
+      <w:r>
+        <w:t>%% connected, on Linux as on Windows (Erlang marks even a disconnected</w:t>
+      </w:r>
+    </w:p>
+    <w:p>
+      <w:pPr>
+        <w:pStyle w:val="SourceCode"/>
+      </w:pPr>
+      <w:r>
+        <w:t>%% Windows adapter up). Remember, proplists:get_value finds a key's value;</w:t>
       </w:r>
     </w:p>
     <w:p>
@@ -25075,15 +25311,15 @@
         <w:pStyle w:val="SourceCode"/>
       </w:pPr>
       <w:r>
-        <w:t>%% Returns {ok, Records} or {error, Reason}. Remember, match the tagged</w:t>
-      </w:r>
-    </w:p>
-    <w:p>
-      <w:pPr>
-        <w:pStyle w:val="SourceCode"/>
-      </w:pPr>
-      <w:r>
-        <w:t>%% tuple with case.</w:t>
+        <w:t>%% Returns {ok, Records} or {error, Reason}. Remember, -spec states the</w:t>
+      </w:r>
+    </w:p>
+    <w:p>
+      <w:pPr>
+        <w:pStyle w:val="SourceCode"/>
+      </w:pPr>
+      <w:r>
+        <w:t>%% types for readers, and case matches the tagged tuple.</w:t>
       </w:r>
     </w:p>
     <w:p>
@@ -25391,31 +25627,31 @@
         <w:pStyle w:val="SourceCode"/>
       </w:pPr>
       <w:r>
-        <w:t>%% Runs one system command and returns true when it succeeded. os:cmd runs</w:t>
-      </w:r>
-    </w:p>
-    <w:p>
-      <w:pPr>
-        <w:pStyle w:val="SourceCode"/>
-      </w:pPr>
-      <w:r>
-        <w:t>%% a command line, as a terminal would, and returns the text it printed;</w:t>
-      </w:r>
-    </w:p>
-    <w:p>
-      <w:pPr>
-        <w:pStyle w:val="SourceCode"/>
-      </w:pPr>
-      <w:r>
-        <w:t>%% &amp;&amp; prints command-ok only after the command worked, and string:find</w:t>
-      </w:r>
-    </w:p>
-    <w:p>
-      <w:pPr>
-        <w:pStyle w:val="SourceCode"/>
-      </w:pPr>
-      <w:r>
-        <w:t>%% returns nomatch when that text is missing.</w:t>
+        <w:t>%% Returns true when the command succeeded. Remember, os:cmd runs a</w:t>
+      </w:r>
+    </w:p>
+    <w:p>
+      <w:pPr>
+        <w:pStyle w:val="SourceCode"/>
+      </w:pPr>
+      <w:r>
+        <w:t>%% command line and returns the text it printed; &amp;&amp; prints command-ok only</w:t>
+      </w:r>
+    </w:p>
+    <w:p>
+      <w:pPr>
+        <w:pStyle w:val="SourceCode"/>
+      </w:pPr>
+      <w:r>
+        <w:t>%% after the command worked, string:find returns nomatch when that text is</w:t>
+      </w:r>
+    </w:p>
+    <w:p>
+      <w:pPr>
+        <w:pStyle w:val="SourceCode"/>
+      </w:pPr>
+      <w:r>
+        <w:t>%% missing, and =/= means not exactly equal, the opposite of =:=.</w:t>
       </w:r>
     </w:p>
     <w:p>
@@ -25505,47 +25741,47 @@
         <w:pStyle w:val="SourceCode"/>
       </w:pPr>
       <w:r>
-        <w:t>%% Runs the lesson's read script for one adapter and returns its seven</w:t>
-      </w:r>
-    </w:p>
-    <w:p>
-      <w:pPr>
-        <w:pStyle w:val="SourceCode"/>
-      </w:pPr>
-      <w:r>
-        <w:t>%% settings, {ok, [Adapter, Profile, Address, Gateway, Dns, Dhcp,</w:t>
-      </w:r>
-    </w:p>
-    <w:p>
-      <w:pPr>
-        <w:pStyle w:val="SourceCode"/>
-      </w:pPr>
-      <w:r>
-        <w:t>%% DnsSource]}, or error when there is no such adapter (the script then</w:t>
-      </w:r>
-    </w:p>
-    <w:p>
-      <w:pPr>
-        <w:pStyle w:val="SourceCode"/>
-      </w:pPr>
-      <w:r>
-        <w:t>%% prints nothing). WaitFor is "" to read at once, or the DHCP state,</w:t>
-      </w:r>
-    </w:p>
-    <w:p>
-      <w:pPr>
-        <w:pStyle w:val="SourceCode"/>
-      </w:pPr>
-      <w:r>
-        <w:t>%% Enabled or Disabled, to wait up to 10 seconds for, because the system</w:t>
-      </w:r>
-    </w:p>
-    <w:p>
-      <w:pPr>
-        <w:pStyle w:val="SourceCode"/>
-      </w:pPr>
-      <w:r>
-        <w:t>%% applies a change a moment after the command returns.</w:t>
+        <w:t>%% Runs the read script for one adapter: {ok, Settings}, its seven lines</w:t>
+      </w:r>
+    </w:p>
+    <w:p>
+      <w:pPr>
+        <w:pStyle w:val="SourceCode"/>
+      </w:pPr>
+      <w:r>
+        <w:t>%% (Adapter, Profile, Address, Gateway, Dns, Dhcp, DnsSource), or error for</w:t>
+      </w:r>
+    </w:p>
+    <w:p>
+      <w:pPr>
+        <w:pStyle w:val="SourceCode"/>
+      </w:pPr>
+      <w:r>
+        <w:t>%% no such adapter. -ExecutionPolicy Bypass lets this one script file run,</w:t>
+      </w:r>
+    </w:p>
+    <w:p>
+      <w:pPr>
+        <w:pStyle w:val="SourceCode"/>
+      </w:pPr>
+      <w:r>
+        <w:t>%% and -File names it. Remember, -NoProfile skips your start-up script, and</w:t>
+      </w:r>
+    </w:p>
+    <w:p>
+      <w:pPr>
+        <w:pStyle w:val="SourceCode"/>
+      </w:pPr>
+      <w:r>
+        <w:t>%% texts side by side join into one. WaitFor is "", or the DHCP state to</w:t>
+      </w:r>
+    </w:p>
+    <w:p>
+      <w:pPr>
+        <w:pStyle w:val="SourceCode"/>
+      </w:pPr>
+      <w:r>
+        <w:t>%% wait up to 10 seconds for: the system applies a change a moment later.</w:t>
       </w:r>
     </w:p>
     <w:p>
@@ -25691,23 +25927,23 @@
         <w:pStyle w:val="SourceCode"/>
       </w:pPr>
       <w:r>
-        <w:t>%% Returns true when the program runs with administrator rights. On</w:t>
-      </w:r>
-    </w:p>
-    <w:p>
-      <w:pPr>
-        <w:pStyle w:val="SourceCode"/>
-      </w:pPr>
-      <w:r>
-        <w:t>%% Windows, net session works only in a terminal opened with Run as</w:t>
-      </w:r>
-    </w:p>
-    <w:p>
-      <w:pPr>
-        <w:pStyle w:val="SourceCode"/>
-      </w:pPr>
-      <w:r>
-        <w:t>%% administrator; elsewhere, id -u prints 0 for root, which sudo gives.</w:t>
+        <w:t>%% Returns true with administrator rights. Remember, os:type names the</w:t>
+      </w:r>
+    </w:p>
+    <w:p>
+      <w:pPr>
+        <w:pStyle w:val="SourceCode"/>
+      </w:pPr>
+      <w:r>
+        <w:t>%% system, and &gt;nul 2&gt;&amp;1 throws away a command's text and errors. On Windows,</w:t>
+      </w:r>
+    </w:p>
+    <w:p>
+      <w:pPr>
+        <w:pStyle w:val="SourceCode"/>
+      </w:pPr>
+      <w:r>
+        <w:t>%% net session works only as administrator; elsewhere, id -u prints 0 (sudo).</w:t>
       </w:r>
     </w:p>
     <w:p>
@@ -25776,39 +26012,39 @@
         <w:pStyle w:val="SourceCode"/>
       </w:pPr>
       <w:r>
-        <w:t>%% source=static address= gateway=, turns DHCP off, and PowerShell's</w:t>
-      </w:r>
-    </w:p>
-    <w:p>
-      <w:pPr>
-        <w:pStyle w:val="SourceCode"/>
-      </w:pPr>
-      <w:r>
-        <w:t>%% Set-DnsClientServerAddress takes the DNS servers joined by commas.</w:t>
-      </w:r>
-    </w:p>
-    <w:p>
-      <w:pPr>
-        <w:pStyle w:val="SourceCode"/>
-      </w:pPr>
-      <w:r>
-        <w:t>%% Linux: nmcli stores the values with ipv4.method manual, and connection</w:t>
-      </w:r>
-    </w:p>
-    <w:p>
-      <w:pPr>
-        <w:pStyle w:val="SourceCode"/>
-      </w:pPr>
-      <w:r>
-        <w:t>%% up applies them. andalso runs each command only after the one before</w:t>
-      </w:r>
-    </w:p>
-    <w:p>
-      <w:pPr>
-        <w:pStyle w:val="SourceCode"/>
-      </w:pPr>
-      <w:r>
-        <w:t>%% it worked.</w:t>
+        <w:t>%% source=static address= gateway=, turns DHCP off, and powershell -Command</w:t>
+      </w:r>
+    </w:p>
+    <w:p>
+      <w:pPr>
+        <w:pStyle w:val="SourceCode"/>
+      </w:pPr>
+      <w:r>
+        <w:t>%% runs the quoted Set-DnsClientServerAddress, which takes the DNS servers</w:t>
+      </w:r>
+    </w:p>
+    <w:p>
+      <w:pPr>
+        <w:pStyle w:val="SourceCode"/>
+      </w:pPr>
+      <w:r>
+        <w:t>%% joined by commas. Linux: nmcli stores the values with ipv4.method</w:t>
+      </w:r>
+    </w:p>
+    <w:p>
+      <w:pPr>
+        <w:pStyle w:val="SourceCode"/>
+      </w:pPr>
+      <w:r>
+        <w:t>%% manual, and connection up applies them. andalso runs each command only</w:t>
+      </w:r>
+    </w:p>
+    <w:p>
+      <w:pPr>
+        <w:pStyle w:val="SourceCode"/>
+      </w:pPr>
+      <w:r>
+        <w:t>%% after the one before it worked.</w:t>
       </w:r>
     </w:p>
     <w:p>
@@ -26247,31 +26483,31 @@
         <w:pStyle w:val="SourceCode"/>
       </w:pPr>
       <w:r>
-        <w:t>%% Returns true when the settings can be copied and restored exactly:</w:t>
-      </w:r>
-    </w:p>
-    <w:p>
-      <w:pPr>
-        <w:pStyle w:val="SourceCode"/>
-      </w:pPr>
-      <w:r>
-        <w:t>%% DHCP on, one address, one gateway, and DNS servers given by DHCP.</w:t>
-      </w:r>
-    </w:p>
-    <w:p>
-      <w:pPr>
-        <w:pStyle w:val="SourceCode"/>
-      </w:pPr>
-      <w:r>
-        <w:t>%% string:find</w:t>
-      </w:r>
-    </w:p>
-    <w:p>
-      <w:pPr>
-        <w:pStyle w:val="SourceCode"/>
-      </w:pPr>
-      <w:r>
-        <w:t>%% returns nomatch when the text holds no comma.</w:t>
+        <w:t>%% Returns true when the settings can be copied and restored exactly: DHCP</w:t>
+      </w:r>
+    </w:p>
+    <w:p>
+      <w:pPr>
+        <w:pStyle w:val="SourceCode"/>
+      </w:pPr>
+      <w:r>
+        <w:t>%% on, DNS servers from DHCP, and one address and one gateway (string:find</w:t>
+      </w:r>
+    </w:p>
+    <w:p>
+      <w:pPr>
+        <w:pStyle w:val="SourceCode"/>
+      </w:pPr>
+      <w:r>
+        <w:t>%% returns nomatch when there is no comma). "none" is the read script's</w:t>
+      </w:r>
+    </w:p>
+    <w:p>
+      <w:pPr>
+        <w:pStyle w:val="SourceCode"/>
+      </w:pPr>
+      <w:r>
+        <w:t>%% missing value. Remember, andalso stops at the first false.</w:t>
       </w:r>
     </w:p>
     <w:p>
@@ -26585,23 +26821,23 @@
         <w:pStyle w:val="SourceCode"/>
       </w:pPr>
       <w:r>
-        <w:t>%% returning ok (Chapter 3, Lesson 3.1: Create File, teaches files fully);</w:t>
-      </w:r>
-    </w:p>
-    <w:p>
-      <w:pPr>
-        <w:pStyle w:val="SourceCode"/>
-      </w:pPr>
-      <w:r>
-        <w:t>%% string:join puts \n between the seven settings. It runs only when no</w:t>
-      </w:r>
-    </w:p>
-    <w:p>
-      <w:pPr>
-        <w:pStyle w:val="SourceCode"/>
-      </w:pPr>
-      <w:r>
-        <w:t>%% record exists, so a record is never overwritten.</w:t>
+        <w:t>%% returning ok or {error, Reason} (Volume 1, Chapter 3, Lesson 3.1a: Create</w:t>
+      </w:r>
+    </w:p>
+    <w:p>
+      <w:pPr>
+        <w:pStyle w:val="SourceCode"/>
+      </w:pPr>
+      <w:r>
+        <w:t>%% File EXTENDED, teaches files fully); string:join puts \n between the seven</w:t>
+      </w:r>
+    </w:p>
+    <w:p>
+      <w:pPr>
+        <w:pStyle w:val="SourceCode"/>
+      </w:pPr>
+      <w:r>
+        <w:t>%% settings. It runs only when no record exists, so none is overwritten.</w:t>
       </w:r>
     </w:p>
     <w:p>
@@ -27474,7 +27710,7 @@
         <w:pStyle w:val="SourceCode"/>
       </w:pPr>
       <w:r>
-        <w:t>%% Remember, main/0 is the exported entry point.</w:t>
+        <w:t>%% Remember, -module matches the file name; main/0 is the exported entry point.</w:t>
       </w:r>
     </w:p>
     <w:p>
@@ -27881,7 +28117,10 @@
         <w:keepNext/>
       </w:pPr>
       <w:r>
-        <w:t>erlc prints nothing when the module compiles. Your screen must show these lines, with the same spelling, spacing, and capitalization. These lines come from a sample computer with one Wi-Fi adapter and the loopback adapter. Your screen shows one line for each IPv4 address of your own adapters that are up, with your own names, addresses, and MAC addresses, in the order your language lists them, and the count to match. At the prompt, type no and press Enter. After the run, $LASTEXITCODE (echo $? on Linux or macOS) prints the exit code: 0. The lines are the Basic version's, then the Change Plan. The Change Plan shows the sample's Wi-Fi settings; yours shows your own adapter's profile, address, gateway, and DNS servers.</w:t>
+        <w:t>erlc prints nothing when the module compiles. Your screen must show these lines, with the same spelling, spacing, and capitalization. These lines come from a sample computer with one Wi-Fi adapter and the loopback adapter. Your screen shows one line for each IPv4 address of your own adapters that are up, with your own names, addresses, and MAC addresses, in the order your language lists them, and the count to match. At the prompt, type no and press Enter. After the run, $LASTEXITCODE (echo $? on Linux or ma</w:t>
+      </w:r>
+      <w:r>
+        <w:t>cOS) prints the exit code: 0. The lines are the Basic version's, then the Change Plan. The Change Plan shows the sample's Wi-Fi settings; yours shows your own adapter's profile, address, gateway, and DNS servers.</w:t>
       </w:r>
     </w:p>
     <w:p>
@@ -28174,7 +28413,10 @@
     </w:p>
     <w:p>
       <w:r>
-        <w:t>Both versions list the same adapters. The Basic version prints as it walks the options and changes nothing. The Production-Minded version builds a list of adapter records first and matches read_adapters' {ok, Records} or {error, Reason} before it prints anything, the way Lesson 2.11a taught; the records are the piece the System Information Utility reuses. It is also the configuration utility: it changes the selected adapter only after you type yes with administrator rights, records the settings first, verifies the change, and restores DHCP from the record on a later run.</w:t>
+        <w:t>Both versions list the same adapters. The Basic version prints as it walks the options and changes nothing. The Production-Minded version builds a list of adapter records first and matches read_adapters' {ok, Records} or {error, Reason} before it prints anything, the way Lesson 2.11a taught; the records are the piece the System Information Utility reuses. It is also the configuration utility: it changes the selected adapter only after you type yes with administrator rights, records the settings first, verif</w:t>
+      </w:r>
+      <w:r>
+        <w:t>ies the change, and restores DHCP from the record on a later run.</w:t>
       </w:r>
     </w:p>
     <w:p>
@@ -28592,15 +28834,15 @@
         <w:keepNext/>
       </w:pPr>
       <w:r>
-        <w:t>// Remember, every file starts with a license line and pragma; forge</w:t>
-      </w:r>
-    </w:p>
-    <w:p>
-      <w:pPr>
-        <w:pStyle w:val="SourceCode"/>
-      </w:pPr>
-      <w:r>
-        <w:t>// script runs a contract that "is Script", and console prints.</w:t>
+        <w:t>// Remember, a license line and pragma start every file, import names what</w:t>
+      </w:r>
+    </w:p>
+    <w:p>
+      <w:pPr>
+        <w:pStyle w:val="SourceCode"/>
+      </w:pPr>
+      <w:r>
+        <w:t>// it uses, forge script runs a contract that "is Script", and console logs.</w:t>
       </w:r>
     </w:p>
     <w:p>
@@ -28642,15 +28884,15 @@
         <w:pStyle w:val="SourceCode"/>
       </w:pPr>
       <w:r>
-        <w:t xml:space="preserve">    /// Prints one fact the script cannot read. A contract has no host, so</w:t>
-      </w:r>
-    </w:p>
-    <w:p>
-      <w:pPr>
-        <w:pStyle w:val="SourceCode"/>
-      </w:pPr>
-      <w:r>
-        <w:t xml:space="preserve">    /// every such fact goes through this one helper.</w:t>
+        <w:t xml:space="preserve">    /// Prints a fact the script cannot read: a contract has no host. Remember,</w:t>
+      </w:r>
+    </w:p>
+    <w:p>
+      <w:pPr>
+        <w:pStyle w:val="SourceCode"/>
+      </w:pPr>
+      <w:r>
+        <w:t xml:space="preserve">    /// internal = only this contract calls it; pure = reads no stored data.</w:t>
       </w:r>
     </w:p>
     <w:p>
@@ -29291,7 +29533,10 @@
         <w:keepNext/>
       </w:pPr>
       <w:r>
-        <w:t>The Production-Minded program shows these lines when you type no at its prompt, and ends with exit code 0; the Basic program shows only the lines up to the count. These lines come from a sample computer with one Wi-Fi adapter and the loopback adapter. Your screen shows one line for each IPv4 address of your own adapters that are up, with your own names, addresses, and MAC addresses, in the order your language lists them, and the count to match. The Change Plan shows the sample's Wi-Fi settings; yours shows your own adapter's profile, address, gateway, and DNS servers. These are the Windows Assembly program's lines; Erlang prints each Windows adapter's device path as its name, the Linux Assembly program prints Linux's adapters (in WSL, its plan says Settings: not found), and Rust and Solidity print only Network Adapters and IPv4 addresses: not available.</w:t>
+        <w:t xml:space="preserve">The Production-Minded program shows these lines when you type no at its prompt, and ends with exit code 0; the Basic program shows only the lines up to the count. These lines come from a sample computer with one Wi-Fi adapter and the loopback adapter. Your screen shows one line for each IPv4 address of your own adapters that are up, with your own names, addresses, and MAC addresses, in the order your language lists them, and the count to match. The Change Plan shows the sample's Wi-Fi settings; yours shows </w:t>
+      </w:r>
+      <w:r>
+        <w:t>your own adapter's profile, address, gateway, and DNS servers. These are the Windows Assembly program's lines; Erlang prints each Windows adapter's device path as its name, the Linux Assembly program prints Linux's adapters (in WSL, its plan says Settings: not found), and Rust and Solidity print only Network Adapters and IPv4 addresses: not available.</w:t>
       </w:r>
     </w:p>
     <w:p>
@@ -29546,7 +29791,10 @@
     </w:p>
     <w:p>
       <w:r>
-        <w:t>As in Lesson 2.16, the System Information Utility's network-adapter summary prints one line per IPv4 address of every adapter that is up and the count, and prints not available when a language cannot read them. Assembly shows what every language does underneath: call the system's function, then follow the chain of records it built, field by field. The Assembly and Erlang configuration utilities, with Lesson 2.16's repair scripts, complete the Chapter 2 change workflow, and the Chapter 2 projects combine these pieces.</w:t>
+        <w:t>As in Lesson 2.16, the System Information Utility's network-adapter summary prints one line per IPv4 address of every adapter that is up and the count, and prints not available when a language cannot read them. Assembly shows what every language does underneath: call the system's function, then follow the chain of records it built, field by field. The Assembly and Erlang configuration utilities, with Lesson 2.16's repair scripts, complete the Chapter 2 change workflow, and the Chapter 2 projects combine the</w:t>
+      </w:r>
+      <w:r>
+        <w:t>se pieces.</w:t>
       </w:r>
     </w:p>
     <w:p>
@@ -30309,7 +30557,10 @@
     </w:p>
     <w:p>
       <w:r>
-        <w:t>Assembly reached the network adapters by calling the system's own functions and following the chains of records they build, exactly as C does underneath, and Erlang read them from its standard library, while Rust, whose standard library cannot list them, and Solidity, whose contracts have no host, printed not available instead of a made-up list. The Assembly and Erlang programs also became Lesson 2.16's configuration utility, changing the selected adapter only after a typed yes with administrator rights, from a record written first, and restoring DHCP from it on a later run. With it, Chapter 2's facts are complete, and the Chapter 2 projects bring them together.</w:t>
+        <w:t>Assembly reached the network adapters by calling the system's own functions and following the chains of records they build, exactly as C does underneath, and Erlang read them from its standard library, while Rust, whose standard library cannot list them, and Solidity, whose contracts have no host, printed not available instead of a made-up list. The Assembly and Erlang programs also became Lesson 2.16's configuration utility, changing the selected adapter only after a typed yes with administrator rights, fr</w:t>
+      </w:r>
+      <w:r>
+        <w:t>om a record written first, and restoring DHCP from it on a later run. With it, Chapter 2's facts are complete, and the Chapter 2 projects bring them together.</w:t>
       </w:r>
     </w:p>
     <w:sectPr>
@@ -30495,31 +30746,31 @@
       </w:rPr>
     </w:lvl>
   </w:abstractNum>
-  <w:num w:numId="1" w16cid:durableId="1807431839">
+  <w:num w:numId="1" w16cid:durableId="1272514912">
     <w:abstractNumId w:val="8"/>
   </w:num>
-  <w:num w:numId="2" w16cid:durableId="1434328071">
+  <w:num w:numId="2" w16cid:durableId="1053428667">
     <w:abstractNumId w:val="6"/>
   </w:num>
-  <w:num w:numId="3" w16cid:durableId="136530082">
+  <w:num w:numId="3" w16cid:durableId="1902983226">
     <w:abstractNumId w:val="5"/>
   </w:num>
-  <w:num w:numId="4" w16cid:durableId="140968677">
+  <w:num w:numId="4" w16cid:durableId="1830054195">
     <w:abstractNumId w:val="4"/>
   </w:num>
-  <w:num w:numId="5" w16cid:durableId="521363166">
+  <w:num w:numId="5" w16cid:durableId="1294407600">
     <w:abstractNumId w:val="7"/>
   </w:num>
-  <w:num w:numId="6" w16cid:durableId="1086656069">
+  <w:num w:numId="6" w16cid:durableId="1600915153">
     <w:abstractNumId w:val="3"/>
   </w:num>
-  <w:num w:numId="7" w16cid:durableId="1721512752">
+  <w:num w:numId="7" w16cid:durableId="1498885001">
     <w:abstractNumId w:val="2"/>
   </w:num>
-  <w:num w:numId="8" w16cid:durableId="818109615">
+  <w:num w:numId="8" w16cid:durableId="1373110573">
     <w:abstractNumId w:val="1"/>
   </w:num>
-  <w:num w:numId="9" w16cid:durableId="1844587943">
+  <w:num w:numId="9" w16cid:durableId="686903985">
     <w:abstractNumId w:val="0"/>
   </w:num>
 </w:numbering>
